--- a/Устав/_документы/By-laws CACF — new version.docx
+++ b/Устав/_документы/By-laws CACF — new version.docx
@@ -243,7 +243,29 @@
           <w:szCs w:val="32"/>
           <w:lang w:val="en-US"/>
         </w:rPr>
-        <w:t>ADOPTED: Resolution № 2 «24» March 2024; new version — by written notice of the Founder № ___ dated «___» __________ 2026 with the written consent of the Supreme Guardian</w:t>
+        <w:t xml:space="preserve">ADOPTED: Resolution № 2 «24» March 2024; new version </w:t>
+      </w:r>
+      <w:r>
+        <w:rPr>
+          <w:rFonts w:ascii="Arial" w:hAnsi="Arial" w:cs="Arial"/>
+          <w:b/>
+          <w:bCs/>
+          <w:sz w:val="32"/>
+          <w:szCs w:val="32"/>
+          <w:lang w:val="en-US"/>
+        </w:rPr>
+        <w:t>–</w:t>
+      </w:r>
+      <w:r>
+        <w:rPr>
+          <w:rFonts w:ascii="Arial" w:hAnsi="Arial" w:cs="Arial"/>
+          <w:b/>
+          <w:bCs/>
+          <w:sz w:val="32"/>
+          <w:szCs w:val="32"/>
+          <w:lang w:val="en-US"/>
+        </w:rPr>
+        <w:t xml:space="preserve"> by written notice of the Founder № ___ dated «___» __________ 2026 with the written consent of the Supreme Guardian</w:t>
       </w:r>
     </w:p>
     <w:p>
@@ -630,7 +652,7 @@
           <w:szCs w:val="28"/>
           <w:lang w:val="en-GB"/>
         </w:rPr>
-        <w:t>4. MEETINGS OF THE GUARDIAN COUNCIL……………………………… 6</w:t>
+        <w:t>4. MEETINGS OF THE GUARDIAN COUNCIL……………………………… 7</w:t>
       </w:r>
     </w:p>
     <w:p>
@@ -722,7 +744,7 @@
           <w:szCs w:val="28"/>
           <w:lang w:val="en-GB"/>
         </w:rPr>
-        <w:t>8. POWERS AND FUNCTIONS OF THE MANAGEMENT COUNCIL……. 9</w:t>
+        <w:t>8. POWERS AND FUNCTIONS OF THE MANAGEMENT COUNCIL……. 10</w:t>
       </w:r>
     </w:p>
     <w:p>
@@ -745,7 +767,7 @@
           <w:szCs w:val="28"/>
           <w:lang w:val="en-GB"/>
         </w:rPr>
-        <w:t>9. REMUNERATION AND EXPENSES OF MEMBERS OF THE COUNCILS……………………………………………………………………… 11</w:t>
+        <w:t>9. REMUNERATION AND EXPENSES OF MEMBERS OF THE COUNCILS……………………………………………………………………… 12</w:t>
       </w:r>
     </w:p>
     <w:p>
@@ -767,7 +789,7 @@
           <w:szCs w:val="28"/>
           <w:lang w:val="en-GB"/>
         </w:rPr>
-        <w:t>10. MEETINGS OF THE MANAGEMENT COUNCIL………….…………... 11</w:t>
+        <w:t>10. MEETINGS OF THE MANAGEMENT COUNCIL………….…………... 12</w:t>
       </w:r>
     </w:p>
     <w:p>
@@ -790,7 +812,7 @@
           <w:szCs w:val="28"/>
           <w:lang w:val="en-GB"/>
         </w:rPr>
-        <w:t>11. PROCEEDINGS OF THE COUNCIL……………………………………. 11</w:t>
+        <w:t>11. PROCEEDINGS OF THE COUNCIL……………………………………. 12</w:t>
       </w:r>
     </w:p>
     <w:p>
@@ -813,7 +835,7 @@
           <w:szCs w:val="28"/>
           <w:lang w:val="en-GB"/>
         </w:rPr>
-        <w:t>12. MINUTES…………………………………………………………………... 12</w:t>
+        <w:t>12. MINUTES…………………………………………………………………... 13</w:t>
       </w:r>
     </w:p>
     <w:p>
@@ -836,7 +858,7 @@
           <w:szCs w:val="28"/>
           <w:lang w:val="en-GB"/>
         </w:rPr>
-        <w:t>13. SECRETARY…………………………………………………………….… 12</w:t>
+        <w:t>13. SECRETARY…………………………………………………………….… 13</w:t>
       </w:r>
     </w:p>
     <w:p>
@@ -859,7 +881,7 @@
           <w:szCs w:val="28"/>
           <w:lang w:val="en-GB"/>
         </w:rPr>
-        <w:t>14. FOUNDATION PROPERTY AND INCOME……………………………. 12</w:t>
+        <w:t>14. FOUNDATION PROPERTY AND INCOME……………………………. 13</w:t>
       </w:r>
     </w:p>
     <w:p>
@@ -882,7 +904,7 @@
           <w:szCs w:val="28"/>
           <w:lang w:val="en-GB"/>
         </w:rPr>
-        <w:t>15. AMENDMENT OF THESE BY-LAWS………..……...........………….. 13</w:t>
+        <w:t>15. AMENDMENT OF THESE BY-LAWS………..……...........………….. 14</w:t>
       </w:r>
     </w:p>
     <w:p>
@@ -905,7 +927,7 @@
           <w:szCs w:val="28"/>
           <w:lang w:val="en-GB"/>
         </w:rPr>
-        <w:t>16. DECLARATION………………………………………………….………... 13</w:t>
+        <w:t>16. DECLARATION………………………………………………….………... 14</w:t>
       </w:r>
     </w:p>
     <w:p>
@@ -928,7 +950,7 @@
           <w:szCs w:val="28"/>
           <w:lang w:val="en-GB"/>
         </w:rPr>
-        <w:t>ANNEXES 1–3……………………………………………………….………... 14</w:t>
+        <w:t>ANNEXES 1–3……………………………………………………….………... 15</w:t>
       </w:r>
     </w:p>
     <w:p>
@@ -1217,25 +1239,7 @@
           <w:szCs w:val="28"/>
           <w:lang w:val="en-US"/>
         </w:rPr>
-        <w:t>1) “CACF”, “Project Office for Central Asia on climate change and green energy” or “Foundation” means “</w:t>
-      </w:r>
-      <w:r>
-        <w:rPr>
-          <w:rFonts w:ascii="Arial" w:hAnsi="Arial" w:cs="Arial"/>
-          <w:sz w:val="28"/>
-          <w:szCs w:val="28"/>
-          <w:lang w:val="en-US"/>
-        </w:rPr>
-        <w:t>Central Asia Climate Foundation</w:t>
-      </w:r>
-      <w:r>
-        <w:rPr>
-          <w:rFonts w:ascii="Arial" w:hAnsi="Arial" w:cs="Arial"/>
-          <w:sz w:val="28"/>
-          <w:szCs w:val="28"/>
-          <w:lang w:val="en-US"/>
-        </w:rPr>
-        <w:t>”, hereinafter The Foundation;</w:t>
+        <w:t>1) “CACF”, “Project Office for Central Asia on climate change and green energy” or “Foundation” means “Central Asia Climate Foundation”, hereinafter The Foundation;</w:t>
       </w:r>
     </w:p>
     <w:p>
@@ -3336,28 +3340,6 @@
     <w:p>
       <w:pPr>
         <w:spacing w:after="0" w:line="240" w:lineRule="auto"/>
-        <w:ind w:firstLine="709"/>
-        <w:jc w:val="both"/>
-        <w:rPr>
-          <w:rFonts w:ascii="Arial" w:hAnsi="Arial" w:cs="Arial"/>
-          <w:sz w:val="28"/>
-          <w:szCs w:val="28"/>
-          <w:lang w:val="en-US"/>
-        </w:rPr>
-      </w:pPr>
-      <w:r>
-        <w:rPr>
-          <w:rFonts w:ascii="Arial" w:hAnsi="Arial" w:cs="Arial"/>
-          <w:sz w:val="28"/>
-          <w:szCs w:val="28"/>
-          <w:lang w:val="en-US"/>
-        </w:rPr>
-        <w:t>a) approves acquisition, disposal and use of Fixed Assets of the Foundation with a value exceeding eight thousand times the monthly calculation index established for the relevant financial year;</w:t>
-      </w:r>
-    </w:p>
-    <w:p>
-      <w:pPr>
-        <w:spacing w:after="0" w:line="240" w:lineRule="auto"/>
         <w:ind w:firstLine="708"/>
         <w:jc w:val="both"/>
         <w:rPr>
@@ -3374,29 +3356,29 @@
           <w:szCs w:val="28"/>
           <w:lang w:val="en-US"/>
         </w:rPr>
-        <w:t>b) approves annual reports on the activities of the Foundation presented by the Management Council;</w:t>
-      </w:r>
-    </w:p>
-    <w:p>
-      <w:pPr>
-        <w:spacing w:after="0" w:line="240" w:lineRule="auto"/>
-        <w:ind w:firstLine="709"/>
-        <w:jc w:val="both"/>
-        <w:rPr>
-          <w:rFonts w:ascii="Arial" w:hAnsi="Arial" w:cs="Arial"/>
-          <w:sz w:val="28"/>
-          <w:szCs w:val="28"/>
-          <w:lang w:val="en-US"/>
-        </w:rPr>
-      </w:pPr>
-      <w:r>
-        <w:rPr>
-          <w:rFonts w:ascii="Arial" w:hAnsi="Arial" w:cs="Arial"/>
-          <w:sz w:val="28"/>
-          <w:szCs w:val="28"/>
-          <w:lang w:val="en-US"/>
-        </w:rPr>
-        <w:t>c) identifies Foundation’s strategic partners, international organisations, institutions or any other legal and natural persons in relation to Foundation’s objects;</w:t>
+        <w:t>a) approves annual reports on the activities of the Foundation presented by the Management Council;</w:t>
+      </w:r>
+    </w:p>
+    <w:p>
+      <w:pPr>
+        <w:spacing w:after="0" w:line="240" w:lineRule="auto"/>
+        <w:ind w:firstLine="709"/>
+        <w:jc w:val="both"/>
+        <w:rPr>
+          <w:rFonts w:ascii="Arial" w:hAnsi="Arial" w:cs="Arial"/>
+          <w:sz w:val="28"/>
+          <w:szCs w:val="28"/>
+          <w:lang w:val="en-US"/>
+        </w:rPr>
+      </w:pPr>
+      <w:r>
+        <w:rPr>
+          <w:rFonts w:ascii="Arial" w:hAnsi="Arial" w:cs="Arial"/>
+          <w:sz w:val="28"/>
+          <w:szCs w:val="28"/>
+          <w:lang w:val="en-US"/>
+        </w:rPr>
+        <w:t>b) identifies Foundation’s strategic partners, international organisations, institutions or any other legal and natural persons in relation to Foundation’s objects;</w:t>
       </w:r>
     </w:p>
     <w:p>
@@ -3418,7 +3400,149 @@
           <w:szCs w:val="28"/>
           <w:lang w:val="en-US"/>
         </w:rPr>
-        <w:t>d) determines priority areas of the Foundation’s objects and operations;</w:t>
+        <w:t>c) determines priority areas of the Foundation’s objects and operations.</w:t>
+      </w:r>
+    </w:p>
+    <w:p>
+      <w:pPr>
+        <w:spacing w:after="0" w:line="240" w:lineRule="auto"/>
+        <w:ind w:firstLine="709"/>
+        <w:jc w:val="both"/>
+        <w:rPr>
+          <w:rFonts w:ascii="Arial" w:hAnsi="Arial" w:cs="Arial"/>
+          <w:sz w:val="28"/>
+          <w:szCs w:val="28"/>
+          <w:lang w:val="en-US"/>
+        </w:rPr>
+      </w:pPr>
+      <w:r>
+        <w:rPr>
+          <w:rFonts w:ascii="Arial" w:hAnsi="Arial" w:cs="Arial"/>
+          <w:sz w:val="28"/>
+          <w:szCs w:val="28"/>
+          <w:lang w:val="en-US"/>
+        </w:rPr>
+        <w:t>Approval of the budget and policies of the Foundation, decisions on acquisition, disposal and use of Fixed Assets of the Foundation, as well as operational expenses of the Foundation do not require approval of the Guardian Council and are carried out in accordance with paragraphs 3.11, 8.4, 8.7 and 14.1.</w:t>
+      </w:r>
+    </w:p>
+    <w:p>
+      <w:pPr>
+        <w:spacing w:after="0" w:line="240" w:lineRule="auto"/>
+        <w:ind w:firstLine="709"/>
+        <w:jc w:val="both"/>
+        <w:rPr>
+          <w:rFonts w:ascii="Arial" w:hAnsi="Arial" w:cs="Arial"/>
+          <w:sz w:val="28"/>
+          <w:szCs w:val="28"/>
+          <w:lang w:val="en-US"/>
+        </w:rPr>
+      </w:pPr>
+    </w:p>
+    <w:p>
+      <w:pPr>
+        <w:spacing w:after="0" w:line="240" w:lineRule="auto"/>
+        <w:ind w:firstLine="709"/>
+        <w:jc w:val="both"/>
+        <w:rPr>
+          <w:rFonts w:ascii="Arial" w:hAnsi="Arial" w:cs="Arial"/>
+          <w:sz w:val="28"/>
+          <w:szCs w:val="28"/>
+          <w:lang w:val="en-US"/>
+        </w:rPr>
+      </w:pPr>
+    </w:p>
+    <w:p>
+      <w:pPr>
+        <w:spacing w:after="0" w:line="240" w:lineRule="auto"/>
+        <w:ind w:firstLine="709"/>
+        <w:jc w:val="both"/>
+        <w:rPr>
+          <w:rFonts w:ascii="Arial" w:hAnsi="Arial" w:cs="Arial"/>
+          <w:sz w:val="28"/>
+          <w:szCs w:val="28"/>
+          <w:lang w:val="en-US"/>
+        </w:rPr>
+      </w:pPr>
+      <w:r>
+        <w:rPr>
+          <w:rFonts w:ascii="Arial" w:hAnsi="Arial" w:cs="Arial"/>
+          <w:sz w:val="28"/>
+          <w:szCs w:val="28"/>
+          <w:lang w:val="en-US"/>
+        </w:rPr>
+        <w:t xml:space="preserve">3.3. </w:t>
+      </w:r>
+      <w:r>
+        <w:rPr>
+          <w:rFonts w:ascii="Arial" w:hAnsi="Arial" w:cs="Arial"/>
+          <w:sz w:val="28"/>
+          <w:szCs w:val="28"/>
+          <w:lang w:val="en-US"/>
+        </w:rPr>
+        <w:t>T</w:t>
+      </w:r>
+      <w:r>
+        <w:rPr>
+          <w:rFonts w:ascii="Arial" w:hAnsi="Arial" w:cs="Arial"/>
+          <w:sz w:val="28"/>
+          <w:szCs w:val="28"/>
+          <w:lang w:val="en-US"/>
+        </w:rPr>
+        <w:t xml:space="preserve">he </w:t>
+      </w:r>
+      <w:r>
+        <w:rPr>
+          <w:rFonts w:ascii="Arial" w:hAnsi="Arial" w:cs="Arial"/>
+          <w:sz w:val="28"/>
+          <w:szCs w:val="28"/>
+          <w:lang w:val="en-US"/>
+        </w:rPr>
+        <w:t xml:space="preserve">Guardian Council may require </w:t>
+      </w:r>
+      <w:r>
+        <w:rPr>
+          <w:rFonts w:ascii="Arial" w:hAnsi="Arial" w:cs="Arial"/>
+          <w:sz w:val="28"/>
+          <w:szCs w:val="28"/>
+          <w:lang w:val="en-US"/>
+        </w:rPr>
+        <w:t>the Manag</w:t>
+      </w:r>
+      <w:r>
+        <w:rPr>
+          <w:rFonts w:ascii="Arial" w:hAnsi="Arial" w:cs="Arial"/>
+          <w:sz w:val="28"/>
+          <w:szCs w:val="28"/>
+          <w:lang w:val="en-US"/>
+        </w:rPr>
+        <w:t>ement</w:t>
+      </w:r>
+      <w:r>
+        <w:rPr>
+          <w:rFonts w:ascii="Arial" w:hAnsi="Arial" w:cs="Arial"/>
+          <w:sz w:val="28"/>
+          <w:szCs w:val="28"/>
+          <w:lang w:val="en-US"/>
+        </w:rPr>
+        <w:t xml:space="preserve"> </w:t>
+      </w:r>
+      <w:r>
+        <w:rPr>
+          <w:rFonts w:ascii="Arial" w:hAnsi="Arial" w:cs="Arial"/>
+          <w:sz w:val="28"/>
+          <w:szCs w:val="28"/>
+          <w:lang w:val="en-US"/>
+        </w:rPr>
+        <w:t xml:space="preserve">Council </w:t>
+      </w:r>
+      <w:r>
+        <w:rPr>
+          <w:rFonts w:ascii="Arial" w:hAnsi="Arial" w:cs="Arial"/>
+          <w:sz w:val="28"/>
+          <w:szCs w:val="28"/>
+          <w:lang w:val="en-US"/>
+        </w:rPr>
+        <w:t>to account to the Guardian Council for the way in which it has:</w:t>
       </w:r>
     </w:p>
     <w:p>
@@ -3440,77 +3564,100 @@
           <w:szCs w:val="28"/>
           <w:lang w:val="en-US"/>
         </w:rPr>
-        <w:t>e) approves policies of the Foundation (including human resources, anti-bribery and anti-corruption, anti-money laundering and countering the financing of terrorism, information disclosure, stakeholder engagement and project policies) on proposal of the Management Council.</w:t>
-      </w:r>
-    </w:p>
-    <w:p>
-      <w:pPr>
-        <w:spacing w:after="0" w:line="240" w:lineRule="auto"/>
-        <w:ind w:firstLine="709"/>
-        <w:jc w:val="both"/>
-        <w:rPr>
-          <w:rFonts w:ascii="Arial" w:hAnsi="Arial" w:cs="Arial"/>
-          <w:sz w:val="28"/>
-          <w:szCs w:val="28"/>
-          <w:lang w:val="en-US"/>
-        </w:rPr>
-      </w:pPr>
-      <w:r>
-        <w:rPr>
-          <w:rFonts w:ascii="Arial" w:hAnsi="Arial" w:cs="Arial"/>
-          <w:sz w:val="28"/>
-          <w:szCs w:val="28"/>
-          <w:lang w:val="en-US"/>
-        </w:rPr>
-        <w:t>Operational expenses of the Foundation, as well as acquisition, disposal and use of Fixed Assets with a value up to the amount specified in sub-paragraph a) of this paragraph, within the approved budget of the Foundation do not require agreement with the Supreme Guardian or approval of the Guardian Council.</w:t>
-      </w:r>
-    </w:p>
-    <w:p>
-      <w:pPr>
-        <w:spacing w:after="0" w:line="240" w:lineRule="auto"/>
-        <w:ind w:firstLine="709"/>
-        <w:jc w:val="both"/>
-        <w:rPr>
-          <w:rFonts w:ascii="Arial" w:hAnsi="Arial" w:cs="Arial"/>
-          <w:sz w:val="28"/>
-          <w:szCs w:val="28"/>
-          <w:lang w:val="en-US"/>
-        </w:rPr>
-      </w:pPr>
-    </w:p>
-    <w:p>
-      <w:pPr>
-        <w:spacing w:after="0" w:line="240" w:lineRule="auto"/>
-        <w:ind w:firstLine="709"/>
-        <w:jc w:val="both"/>
-        <w:rPr>
-          <w:rFonts w:ascii="Arial" w:hAnsi="Arial" w:cs="Arial"/>
-          <w:sz w:val="28"/>
-          <w:szCs w:val="28"/>
-          <w:lang w:val="en-US"/>
-        </w:rPr>
-      </w:pPr>
-    </w:p>
-    <w:p>
-      <w:pPr>
-        <w:spacing w:after="0" w:line="240" w:lineRule="auto"/>
-        <w:ind w:firstLine="709"/>
-        <w:jc w:val="both"/>
-        <w:rPr>
-          <w:rFonts w:ascii="Arial" w:hAnsi="Arial" w:cs="Arial"/>
-          <w:sz w:val="28"/>
-          <w:szCs w:val="28"/>
-          <w:lang w:val="en-US"/>
-        </w:rPr>
-      </w:pPr>
-      <w:r>
-        <w:rPr>
-          <w:rFonts w:ascii="Arial" w:hAnsi="Arial" w:cs="Arial"/>
-          <w:sz w:val="28"/>
-          <w:szCs w:val="28"/>
-          <w:lang w:val="en-US"/>
-        </w:rPr>
-        <w:t xml:space="preserve">3.3. </w:t>
+        <w:t>a</w:t>
+      </w:r>
+      <w:r>
+        <w:rPr>
+          <w:rFonts w:ascii="Arial" w:hAnsi="Arial" w:cs="Arial"/>
+          <w:sz w:val="28"/>
+          <w:szCs w:val="28"/>
+          <w:lang w:val="en-US"/>
+        </w:rPr>
+        <w:t xml:space="preserve">) administered the Foundation’s property; and </w:t>
+      </w:r>
+    </w:p>
+    <w:p>
+      <w:pPr>
+        <w:spacing w:after="0" w:line="240" w:lineRule="auto"/>
+        <w:ind w:firstLine="993"/>
+        <w:jc w:val="both"/>
+        <w:rPr>
+          <w:rFonts w:ascii="Arial" w:hAnsi="Arial" w:cs="Arial"/>
+          <w:sz w:val="28"/>
+          <w:szCs w:val="28"/>
+          <w:lang w:val="en-US"/>
+        </w:rPr>
+      </w:pPr>
+      <w:r>
+        <w:rPr>
+          <w:rFonts w:ascii="Arial" w:hAnsi="Arial" w:cs="Arial"/>
+          <w:sz w:val="28"/>
+          <w:szCs w:val="28"/>
+          <w:lang w:val="en-US"/>
+        </w:rPr>
+        <w:t>b</w:t>
+      </w:r>
+      <w:r>
+        <w:rPr>
+          <w:rFonts w:ascii="Arial" w:hAnsi="Arial" w:cs="Arial"/>
+          <w:sz w:val="28"/>
+          <w:szCs w:val="28"/>
+          <w:lang w:val="en-US"/>
+        </w:rPr>
+        <w:t>) acted to further the Foundation’s objects.</w:t>
+      </w:r>
+    </w:p>
+    <w:p>
+      <w:pPr>
+        <w:spacing w:after="0" w:line="240" w:lineRule="auto"/>
+        <w:ind w:firstLine="709"/>
+        <w:jc w:val="both"/>
+        <w:rPr>
+          <w:rFonts w:ascii="Arial" w:hAnsi="Arial" w:cs="Arial"/>
+          <w:sz w:val="28"/>
+          <w:szCs w:val="28"/>
+          <w:lang w:val="en-US"/>
+        </w:rPr>
+      </w:pPr>
+    </w:p>
+    <w:p>
+      <w:pPr>
+        <w:spacing w:after="0" w:line="240" w:lineRule="auto"/>
+        <w:ind w:firstLine="709"/>
+        <w:jc w:val="both"/>
+        <w:rPr>
+          <w:rFonts w:ascii="Arial" w:hAnsi="Arial" w:cs="Arial"/>
+          <w:sz w:val="28"/>
+          <w:szCs w:val="28"/>
+          <w:lang w:val="en-US"/>
+        </w:rPr>
+      </w:pPr>
+      <w:r>
+        <w:rPr>
+          <w:rFonts w:ascii="Arial" w:hAnsi="Arial" w:cs="Arial"/>
+          <w:sz w:val="28"/>
+          <w:szCs w:val="28"/>
+          <w:lang w:val="en-US"/>
+        </w:rPr>
+        <w:t>3.</w:t>
+      </w:r>
+      <w:r>
+        <w:rPr>
+          <w:rFonts w:ascii="Arial" w:hAnsi="Arial" w:cs="Arial"/>
+          <w:sz w:val="28"/>
+          <w:szCs w:val="28"/>
+          <w:lang w:val="en-US"/>
+        </w:rPr>
+        <w:t>4</w:t>
+      </w:r>
+      <w:r>
+        <w:rPr>
+          <w:rFonts w:ascii="Arial" w:hAnsi="Arial" w:cs="Arial"/>
+          <w:sz w:val="28"/>
+          <w:szCs w:val="28"/>
+          <w:lang w:val="en-US"/>
+        </w:rPr>
+        <w:t xml:space="preserve">. </w:t>
       </w:r>
       <w:r>
         <w:rPr>
@@ -3537,16 +3684,34 @@
           <w:szCs w:val="28"/>
           <w:lang w:val="en-US"/>
         </w:rPr>
-        <w:t xml:space="preserve">Guardian Council may require </w:t>
-      </w:r>
-      <w:r>
-        <w:rPr>
-          <w:rFonts w:ascii="Arial" w:hAnsi="Arial" w:cs="Arial"/>
-          <w:sz w:val="28"/>
-          <w:szCs w:val="28"/>
-          <w:lang w:val="en-US"/>
-        </w:rPr>
-        <w:t>the Manag</w:t>
+        <w:t>Guardian Council may not make a decision on matters that are according to this By-</w:t>
+      </w:r>
+      <w:r>
+        <w:rPr>
+          <w:rFonts w:ascii="Arial" w:hAnsi="Arial" w:cs="Arial"/>
+          <w:sz w:val="28"/>
+          <w:szCs w:val="28"/>
+          <w:lang w:val="en-US"/>
+        </w:rPr>
+        <w:t>l</w:t>
+      </w:r>
+      <w:r>
+        <w:rPr>
+          <w:rFonts w:ascii="Arial" w:hAnsi="Arial" w:cs="Arial"/>
+          <w:sz w:val="28"/>
+          <w:szCs w:val="28"/>
+          <w:lang w:val="en-US"/>
+        </w:rPr>
+        <w:t xml:space="preserve">aws </w:t>
+      </w:r>
+      <w:r>
+        <w:rPr>
+          <w:rFonts w:ascii="Arial" w:hAnsi="Arial" w:cs="Arial"/>
+          <w:sz w:val="28"/>
+          <w:szCs w:val="28"/>
+          <w:lang w:val="en-US"/>
+        </w:rPr>
+        <w:t>is power of the Manag</w:t>
       </w:r>
       <w:r>
         <w:rPr>
@@ -3564,25 +3729,123 @@
           <w:szCs w:val="28"/>
           <w:lang w:val="en-US"/>
         </w:rPr>
-        <w:t xml:space="preserve"> </w:t>
-      </w:r>
-      <w:r>
-        <w:rPr>
-          <w:rFonts w:ascii="Arial" w:hAnsi="Arial" w:cs="Arial"/>
-          <w:sz w:val="28"/>
-          <w:szCs w:val="28"/>
-          <w:lang w:val="en-US"/>
-        </w:rPr>
-        <w:t xml:space="preserve">Council </w:t>
-      </w:r>
-      <w:r>
-        <w:rPr>
-          <w:rFonts w:ascii="Arial" w:hAnsi="Arial" w:cs="Arial"/>
-          <w:sz w:val="28"/>
-          <w:szCs w:val="28"/>
-          <w:lang w:val="en-US"/>
-        </w:rPr>
-        <w:t>to account to the Guardian Council for the way in which it has:</w:t>
+        <w:t xml:space="preserve"> Council.</w:t>
+      </w:r>
+    </w:p>
+    <w:p>
+      <w:pPr>
+        <w:spacing w:after="0" w:line="240" w:lineRule="auto"/>
+        <w:ind w:firstLine="709"/>
+        <w:jc w:val="both"/>
+        <w:rPr>
+          <w:rFonts w:ascii="Arial" w:hAnsi="Arial" w:cs="Arial"/>
+          <w:sz w:val="28"/>
+          <w:szCs w:val="28"/>
+          <w:lang w:val="en-US"/>
+        </w:rPr>
+      </w:pPr>
+    </w:p>
+    <w:p>
+      <w:pPr>
+        <w:spacing w:after="0" w:line="240" w:lineRule="auto"/>
+        <w:ind w:firstLine="709"/>
+        <w:jc w:val="both"/>
+        <w:rPr>
+          <w:rFonts w:ascii="Arial" w:hAnsi="Arial" w:cs="Arial"/>
+          <w:sz w:val="28"/>
+          <w:szCs w:val="28"/>
+          <w:lang w:val="en-US"/>
+        </w:rPr>
+      </w:pPr>
+      <w:r>
+        <w:rPr>
+          <w:rFonts w:ascii="Arial" w:hAnsi="Arial" w:cs="Arial"/>
+          <w:sz w:val="28"/>
+          <w:szCs w:val="28"/>
+          <w:lang w:val="en-US"/>
+        </w:rPr>
+        <w:t>3.</w:t>
+      </w:r>
+      <w:r>
+        <w:rPr>
+          <w:rFonts w:ascii="Arial" w:hAnsi="Arial" w:cs="Arial"/>
+          <w:sz w:val="28"/>
+          <w:szCs w:val="28"/>
+          <w:lang w:val="en-US"/>
+        </w:rPr>
+        <w:t>5</w:t>
+      </w:r>
+      <w:r>
+        <w:rPr>
+          <w:rFonts w:ascii="Arial" w:hAnsi="Arial" w:cs="Arial"/>
+          <w:sz w:val="28"/>
+          <w:szCs w:val="28"/>
+          <w:lang w:val="en-US"/>
+        </w:rPr>
+        <w:t xml:space="preserve">. </w:t>
+      </w:r>
+      <w:r>
+        <w:rPr>
+          <w:rFonts w:ascii="Arial" w:hAnsi="Arial" w:cs="Arial"/>
+          <w:sz w:val="28"/>
+          <w:szCs w:val="28"/>
+          <w:lang w:val="en-US"/>
+        </w:rPr>
+        <w:t>T</w:t>
+      </w:r>
+      <w:r>
+        <w:rPr>
+          <w:rFonts w:ascii="Arial" w:hAnsi="Arial" w:cs="Arial"/>
+          <w:sz w:val="28"/>
+          <w:szCs w:val="28"/>
+          <w:lang w:val="en-US"/>
+        </w:rPr>
+        <w:t xml:space="preserve">he </w:t>
+      </w:r>
+      <w:r>
+        <w:rPr>
+          <w:rFonts w:ascii="Arial" w:hAnsi="Arial" w:cs="Arial"/>
+          <w:sz w:val="28"/>
+          <w:szCs w:val="28"/>
+          <w:lang w:val="en-US"/>
+        </w:rPr>
+        <w:t>Supreme Guardian has the f</w:t>
+      </w:r>
+      <w:r>
+        <w:rPr>
+          <w:rFonts w:ascii="Arial" w:hAnsi="Arial" w:cs="Arial"/>
+          <w:sz w:val="28"/>
+          <w:szCs w:val="28"/>
+          <w:lang w:val="en-US"/>
+        </w:rPr>
+        <w:t>ol</w:t>
+      </w:r>
+      <w:r>
+        <w:rPr>
+          <w:rFonts w:ascii="Arial" w:hAnsi="Arial" w:cs="Arial"/>
+          <w:sz w:val="28"/>
+          <w:szCs w:val="28"/>
+          <w:lang w:val="en-US"/>
+        </w:rPr>
+        <w:t>lowing exceptional powers in relation to</w:t>
+      </w:r>
+      <w:r>
+        <w:rPr>
+          <w:rFonts w:ascii="Arial" w:hAnsi="Arial" w:cs="Arial"/>
+          <w:sz w:val="28"/>
+          <w:szCs w:val="28"/>
+          <w:lang w:val="en-US"/>
+        </w:rPr>
+        <w:t xml:space="preserve"> the</w:t>
+      </w:r>
+      <w:r>
+        <w:rPr>
+          <w:rFonts w:ascii="Arial" w:hAnsi="Arial" w:cs="Arial"/>
+          <w:sz w:val="28"/>
+          <w:szCs w:val="28"/>
+          <w:lang w:val="en-US"/>
+        </w:rPr>
+        <w:t xml:space="preserve"> Foundation:</w:t>
       </w:r>
     </w:p>
     <w:p>
@@ -3604,16 +3867,34 @@
           <w:szCs w:val="28"/>
           <w:lang w:val="en-US"/>
         </w:rPr>
-        <w:t>a</w:t>
-      </w:r>
-      <w:r>
-        <w:rPr>
-          <w:rFonts w:ascii="Arial" w:hAnsi="Arial" w:cs="Arial"/>
-          <w:sz w:val="28"/>
-          <w:szCs w:val="28"/>
-          <w:lang w:val="en-US"/>
-        </w:rPr>
-        <w:t xml:space="preserve">) administered the Foundation’s property; and </w:t>
+        <w:t xml:space="preserve">a) </w:t>
+      </w:r>
+      <w:r>
+        <w:rPr>
+          <w:rFonts w:ascii="Arial" w:hAnsi="Arial" w:cs="Arial"/>
+          <w:sz w:val="28"/>
+          <w:szCs w:val="28"/>
+          <w:lang w:val="en-US"/>
+        </w:rPr>
+        <w:t>to appoint and remove members of the Management</w:t>
+      </w:r>
+      <w:r>
+        <w:rPr>
+          <w:rFonts w:ascii="Arial" w:hAnsi="Arial" w:cs="Arial"/>
+          <w:sz w:val="28"/>
+          <w:szCs w:val="28"/>
+          <w:lang w:val="en-US"/>
+        </w:rPr>
+        <w:t xml:space="preserve"> Council</w:t>
+      </w:r>
+      <w:r>
+        <w:rPr>
+          <w:rFonts w:ascii="Arial" w:hAnsi="Arial" w:cs="Arial"/>
+          <w:sz w:val="28"/>
+          <w:szCs w:val="28"/>
+          <w:lang w:val="en-US"/>
+        </w:rPr>
+        <w:t>;</w:t>
       </w:r>
     </w:p>
     <w:p>
@@ -3635,257 +3916,7 @@
           <w:szCs w:val="28"/>
           <w:lang w:val="en-US"/>
         </w:rPr>
-        <w:t>b</w:t>
-      </w:r>
-      <w:r>
-        <w:rPr>
-          <w:rFonts w:ascii="Arial" w:hAnsi="Arial" w:cs="Arial"/>
-          <w:sz w:val="28"/>
-          <w:szCs w:val="28"/>
-          <w:lang w:val="en-US"/>
-        </w:rPr>
-        <w:t>) acted to further the Foundation’s objects.</w:t>
-      </w:r>
-    </w:p>
-    <w:p>
-      <w:pPr>
-        <w:spacing w:after="0" w:line="240" w:lineRule="auto"/>
-        <w:ind w:firstLine="709"/>
-        <w:jc w:val="both"/>
-        <w:rPr>
-          <w:rFonts w:ascii="Arial" w:hAnsi="Arial" w:cs="Arial"/>
-          <w:sz w:val="28"/>
-          <w:szCs w:val="28"/>
-          <w:lang w:val="en-US"/>
-        </w:rPr>
-      </w:pPr>
-    </w:p>
-    <w:p>
-      <w:pPr>
-        <w:spacing w:after="0" w:line="240" w:lineRule="auto"/>
-        <w:ind w:firstLine="709"/>
-        <w:jc w:val="both"/>
-        <w:rPr>
-          <w:rFonts w:ascii="Arial" w:hAnsi="Arial" w:cs="Arial"/>
-          <w:sz w:val="28"/>
-          <w:szCs w:val="28"/>
-          <w:lang w:val="en-US"/>
-        </w:rPr>
-      </w:pPr>
-      <w:r>
-        <w:rPr>
-          <w:rFonts w:ascii="Arial" w:hAnsi="Arial" w:cs="Arial"/>
-          <w:sz w:val="28"/>
-          <w:szCs w:val="28"/>
-          <w:lang w:val="en-US"/>
-        </w:rPr>
-        <w:t>3.</w:t>
-      </w:r>
-      <w:r>
-        <w:rPr>
-          <w:rFonts w:ascii="Arial" w:hAnsi="Arial" w:cs="Arial"/>
-          <w:sz w:val="28"/>
-          <w:szCs w:val="28"/>
-          <w:lang w:val="en-US"/>
-        </w:rPr>
-        <w:t>4</w:t>
-      </w:r>
-      <w:r>
-        <w:rPr>
-          <w:rFonts w:ascii="Arial" w:hAnsi="Arial" w:cs="Arial"/>
-          <w:sz w:val="28"/>
-          <w:szCs w:val="28"/>
-          <w:lang w:val="en-US"/>
-        </w:rPr>
-        <w:t xml:space="preserve">. </w:t>
-      </w:r>
-      <w:r>
-        <w:rPr>
-          <w:rFonts w:ascii="Arial" w:hAnsi="Arial" w:cs="Arial"/>
-          <w:sz w:val="28"/>
-          <w:szCs w:val="28"/>
-          <w:lang w:val="en-US"/>
-        </w:rPr>
-        <w:t>T</w:t>
-      </w:r>
-      <w:r>
-        <w:rPr>
-          <w:rFonts w:ascii="Arial" w:hAnsi="Arial" w:cs="Arial"/>
-          <w:sz w:val="28"/>
-          <w:szCs w:val="28"/>
-          <w:lang w:val="en-US"/>
-        </w:rPr>
-        <w:t xml:space="preserve">he </w:t>
-      </w:r>
-      <w:r>
-        <w:rPr>
-          <w:rFonts w:ascii="Arial" w:hAnsi="Arial" w:cs="Arial"/>
-          <w:sz w:val="28"/>
-          <w:szCs w:val="28"/>
-          <w:lang w:val="en-US"/>
-        </w:rPr>
-        <w:t>Guardian Council may not make a decision on matters that are according to this By-</w:t>
-      </w:r>
-      <w:r>
-        <w:rPr>
-          <w:rFonts w:ascii="Arial" w:hAnsi="Arial" w:cs="Arial"/>
-          <w:sz w:val="28"/>
-          <w:szCs w:val="28"/>
-          <w:lang w:val="en-US"/>
-        </w:rPr>
-        <w:t>l</w:t>
-      </w:r>
-      <w:r>
-        <w:rPr>
-          <w:rFonts w:ascii="Arial" w:hAnsi="Arial" w:cs="Arial"/>
-          <w:sz w:val="28"/>
-          <w:szCs w:val="28"/>
-          <w:lang w:val="en-US"/>
-        </w:rPr>
-        <w:t xml:space="preserve">aws </w:t>
-      </w:r>
-      <w:r>
-        <w:rPr>
-          <w:rFonts w:ascii="Arial" w:hAnsi="Arial" w:cs="Arial"/>
-          <w:sz w:val="28"/>
-          <w:szCs w:val="28"/>
-          <w:lang w:val="en-US"/>
-        </w:rPr>
-        <w:t>is power of the Manag</w:t>
-      </w:r>
-      <w:r>
-        <w:rPr>
-          <w:rFonts w:ascii="Arial" w:hAnsi="Arial" w:cs="Arial"/>
-          <w:sz w:val="28"/>
-          <w:szCs w:val="28"/>
-          <w:lang w:val="en-US"/>
-        </w:rPr>
-        <w:t>ement</w:t>
-      </w:r>
-      <w:r>
-        <w:rPr>
-          <w:rFonts w:ascii="Arial" w:hAnsi="Arial" w:cs="Arial"/>
-          <w:sz w:val="28"/>
-          <w:szCs w:val="28"/>
-          <w:lang w:val="en-US"/>
-        </w:rPr>
-        <w:t xml:space="preserve"> Council.</w:t>
-      </w:r>
-    </w:p>
-    <w:p>
-      <w:pPr>
-        <w:spacing w:after="0" w:line="240" w:lineRule="auto"/>
-        <w:ind w:firstLine="709"/>
-        <w:jc w:val="both"/>
-        <w:rPr>
-          <w:rFonts w:ascii="Arial" w:hAnsi="Arial" w:cs="Arial"/>
-          <w:sz w:val="28"/>
-          <w:szCs w:val="28"/>
-          <w:lang w:val="en-US"/>
-        </w:rPr>
-      </w:pPr>
-    </w:p>
-    <w:p>
-      <w:pPr>
-        <w:spacing w:after="0" w:line="240" w:lineRule="auto"/>
-        <w:ind w:firstLine="709"/>
-        <w:jc w:val="both"/>
-        <w:rPr>
-          <w:rFonts w:ascii="Arial" w:hAnsi="Arial" w:cs="Arial"/>
-          <w:sz w:val="28"/>
-          <w:szCs w:val="28"/>
-          <w:lang w:val="en-US"/>
-        </w:rPr>
-      </w:pPr>
-      <w:r>
-        <w:rPr>
-          <w:rFonts w:ascii="Arial" w:hAnsi="Arial" w:cs="Arial"/>
-          <w:sz w:val="28"/>
-          <w:szCs w:val="28"/>
-          <w:lang w:val="en-US"/>
-        </w:rPr>
-        <w:t>3.</w:t>
-      </w:r>
-      <w:r>
-        <w:rPr>
-          <w:rFonts w:ascii="Arial" w:hAnsi="Arial" w:cs="Arial"/>
-          <w:sz w:val="28"/>
-          <w:szCs w:val="28"/>
-          <w:lang w:val="en-US"/>
-        </w:rPr>
-        <w:t>5</w:t>
-      </w:r>
-      <w:r>
-        <w:rPr>
-          <w:rFonts w:ascii="Arial" w:hAnsi="Arial" w:cs="Arial"/>
-          <w:sz w:val="28"/>
-          <w:szCs w:val="28"/>
-          <w:lang w:val="en-US"/>
-        </w:rPr>
-        <w:t xml:space="preserve">. </w:t>
-      </w:r>
-      <w:r>
-        <w:rPr>
-          <w:rFonts w:ascii="Arial" w:hAnsi="Arial" w:cs="Arial"/>
-          <w:sz w:val="28"/>
-          <w:szCs w:val="28"/>
-          <w:lang w:val="en-US"/>
-        </w:rPr>
-        <w:t>T</w:t>
-      </w:r>
-      <w:r>
-        <w:rPr>
-          <w:rFonts w:ascii="Arial" w:hAnsi="Arial" w:cs="Arial"/>
-          <w:sz w:val="28"/>
-          <w:szCs w:val="28"/>
-          <w:lang w:val="en-US"/>
-        </w:rPr>
-        <w:t xml:space="preserve">he </w:t>
-      </w:r>
-      <w:r>
-        <w:rPr>
-          <w:rFonts w:ascii="Arial" w:hAnsi="Arial" w:cs="Arial"/>
-          <w:sz w:val="28"/>
-          <w:szCs w:val="28"/>
-          <w:lang w:val="en-US"/>
-        </w:rPr>
-        <w:t>Supreme Guardian has the f</w:t>
-      </w:r>
-      <w:r>
-        <w:rPr>
-          <w:rFonts w:ascii="Arial" w:hAnsi="Arial" w:cs="Arial"/>
-          <w:sz w:val="28"/>
-          <w:szCs w:val="28"/>
-          <w:lang w:val="en-US"/>
-        </w:rPr>
-        <w:t>ol</w:t>
-      </w:r>
-      <w:r>
-        <w:rPr>
-          <w:rFonts w:ascii="Arial" w:hAnsi="Arial" w:cs="Arial"/>
-          <w:sz w:val="28"/>
-          <w:szCs w:val="28"/>
-          <w:lang w:val="en-US"/>
-        </w:rPr>
-        <w:t>lowing exceptional powers in relation to</w:t>
-      </w:r>
-      <w:r>
-        <w:rPr>
-          <w:rFonts w:ascii="Arial" w:hAnsi="Arial" w:cs="Arial"/>
-          <w:sz w:val="28"/>
-          <w:szCs w:val="28"/>
-          <w:lang w:val="en-US"/>
-        </w:rPr>
-        <w:t xml:space="preserve"> the</w:t>
-      </w:r>
-      <w:r>
-        <w:rPr>
-          <w:rFonts w:ascii="Arial" w:hAnsi="Arial" w:cs="Arial"/>
-          <w:sz w:val="28"/>
-          <w:szCs w:val="28"/>
-          <w:lang w:val="en-US"/>
-        </w:rPr>
-        <w:t xml:space="preserve"> Foundation:</w:t>
+        <w:t>b) to receive notifications of the approval and amendment of the budget and policies of the Foundation, as well as of the decisions referred to in section 14.1.(a), and to object to them in accordance with paragraph 3.11;</w:t>
       </w:r>
     </w:p>
     <w:p>
@@ -3907,34 +3938,16 @@
           <w:szCs w:val="28"/>
           <w:lang w:val="en-US"/>
         </w:rPr>
-        <w:t xml:space="preserve">a) </w:t>
-      </w:r>
-      <w:r>
-        <w:rPr>
-          <w:rFonts w:ascii="Arial" w:hAnsi="Arial" w:cs="Arial"/>
-          <w:sz w:val="28"/>
-          <w:szCs w:val="28"/>
-          <w:lang w:val="en-US"/>
-        </w:rPr>
-        <w:t>to appoint and remove members of the Management</w:t>
-      </w:r>
-      <w:r>
-        <w:rPr>
-          <w:rFonts w:ascii="Arial" w:hAnsi="Arial" w:cs="Arial"/>
-          <w:sz w:val="28"/>
-          <w:szCs w:val="28"/>
-          <w:lang w:val="en-US"/>
-        </w:rPr>
-        <w:t xml:space="preserve"> Council</w:t>
-      </w:r>
-      <w:r>
-        <w:rPr>
-          <w:rFonts w:ascii="Arial" w:hAnsi="Arial" w:cs="Arial"/>
-          <w:sz w:val="28"/>
-          <w:szCs w:val="28"/>
-          <w:lang w:val="en-US"/>
-        </w:rPr>
-        <w:t>;</w:t>
+        <w:t xml:space="preserve">c) </w:t>
+      </w:r>
+      <w:r>
+        <w:rPr>
+          <w:rFonts w:ascii="Arial" w:hAnsi="Arial" w:cs="Arial"/>
+          <w:sz w:val="28"/>
+          <w:szCs w:val="28"/>
+          <w:lang w:val="en-US"/>
+        </w:rPr>
+        <w:t>to represent the Foundation on all levels; or delegate it to the members of Guardian Council and/or to the Management Council;</w:t>
       </w:r>
     </w:p>
     <w:p>
@@ -3956,7 +3969,7 @@
           <w:szCs w:val="28"/>
           <w:lang w:val="en-US"/>
         </w:rPr>
-        <w:t>b) to approve the budget of the Foundation on proposal of the Management Council and taking into account priority areas identified by the Guardian Council;</w:t>
+        <w:t>d) to decide on convening annual meetings of the Guardian Council;</w:t>
       </w:r>
     </w:p>
     <w:p>
@@ -3978,16 +3991,7 @@
           <w:szCs w:val="28"/>
           <w:lang w:val="en-US"/>
         </w:rPr>
-        <w:t xml:space="preserve">c) </w:t>
-      </w:r>
-      <w:r>
-        <w:rPr>
-          <w:rFonts w:ascii="Arial" w:hAnsi="Arial" w:cs="Arial"/>
-          <w:sz w:val="28"/>
-          <w:szCs w:val="28"/>
-          <w:lang w:val="en-US"/>
-        </w:rPr>
-        <w:t>to represent the Foundation on all levels; or delegate it to the members of Guardian Council and/or to the Management Council;</w:t>
+        <w:t>e) to exercise control over the effectiveness of governance practices in the Foundation;</w:t>
       </w:r>
     </w:p>
     <w:p>
@@ -4009,7 +4013,7 @@
           <w:szCs w:val="28"/>
           <w:lang w:val="en-US"/>
         </w:rPr>
-        <w:t>d) to decide on convening annual meetings of the Guardian Council;</w:t>
+        <w:t>f) to determine and approve Foundation’s development strategies;</w:t>
       </w:r>
     </w:p>
     <w:p>
@@ -4031,7 +4035,7 @@
           <w:szCs w:val="28"/>
           <w:lang w:val="en-US"/>
         </w:rPr>
-        <w:t>e) to exercise control over the effectiveness of governance practices in the Foundation;</w:t>
+        <w:t>g) to determine salaries and terms of remuneration and bonuses of the Management Council members on proposal of the Management Council;</w:t>
       </w:r>
     </w:p>
     <w:p>
@@ -4053,50 +4057,6 @@
           <w:szCs w:val="28"/>
           <w:lang w:val="en-US"/>
         </w:rPr>
-        <w:t>f) to determine and approve Foundation’s development strategies;</w:t>
-      </w:r>
-    </w:p>
-    <w:p>
-      <w:pPr>
-        <w:spacing w:after="0" w:line="240" w:lineRule="auto"/>
-        <w:ind w:firstLine="993"/>
-        <w:jc w:val="both"/>
-        <w:rPr>
-          <w:rFonts w:ascii="Arial" w:hAnsi="Arial" w:cs="Arial"/>
-          <w:sz w:val="28"/>
-          <w:szCs w:val="28"/>
-          <w:lang w:val="en-US"/>
-        </w:rPr>
-      </w:pPr>
-      <w:r>
-        <w:rPr>
-          <w:rFonts w:ascii="Arial" w:hAnsi="Arial" w:cs="Arial"/>
-          <w:sz w:val="28"/>
-          <w:szCs w:val="28"/>
-          <w:lang w:val="en-US"/>
-        </w:rPr>
-        <w:t>g) to determine salaries and terms of remuneration and bonuses of the Management Council members on proposal of the Management Council;</w:t>
-      </w:r>
-    </w:p>
-    <w:p>
-      <w:pPr>
-        <w:spacing w:after="0" w:line="240" w:lineRule="auto"/>
-        <w:ind w:firstLine="993"/>
-        <w:jc w:val="both"/>
-        <w:rPr>
-          <w:rFonts w:ascii="Arial" w:hAnsi="Arial" w:cs="Arial"/>
-          <w:sz w:val="28"/>
-          <w:szCs w:val="28"/>
-          <w:lang w:val="en-US"/>
-        </w:rPr>
-      </w:pPr>
-      <w:r>
-        <w:rPr>
-          <w:rFonts w:ascii="Arial" w:hAnsi="Arial" w:cs="Arial"/>
-          <w:sz w:val="28"/>
-          <w:szCs w:val="28"/>
-          <w:lang w:val="en-US"/>
-        </w:rPr>
         <w:t>h) to appoint and remove Guardians of the Guardian Council.</w:t>
       </w:r>
     </w:p>
@@ -4141,7 +4101,25 @@
           <w:szCs w:val="28"/>
           <w:lang w:val="en-US"/>
         </w:rPr>
-        <w:t>3.7. Salaries, remuneration and bonuses of the Supreme Guardian and Guardians are determined collectively by the Guardian Council and approved at its meeting, and in the absence of Guardians — by the Supreme Guardian individually. The Guardian Council notifies the Founder of the decision taken by sending the minutes of the meeting.</w:t>
+        <w:t xml:space="preserve">3.7. Salaries, remuneration and bonuses of the Supreme Guardian and Guardians are determined collectively by the Guardian Council and approved at its meeting, and in the absence of Guardians </w:t>
+      </w:r>
+      <w:r>
+        <w:rPr>
+          <w:rFonts w:ascii="Arial" w:hAnsi="Arial" w:cs="Arial"/>
+          <w:sz w:val="28"/>
+          <w:szCs w:val="28"/>
+          <w:lang w:val="en-US"/>
+        </w:rPr>
+        <w:t>–</w:t>
+      </w:r>
+      <w:r>
+        <w:rPr>
+          <w:rFonts w:ascii="Arial" w:hAnsi="Arial" w:cs="Arial"/>
+          <w:sz w:val="28"/>
+          <w:szCs w:val="28"/>
+          <w:lang w:val="en-US"/>
+        </w:rPr>
+        <w:t xml:space="preserve"> by the Supreme Guardian individually. The Guardian Council notifies the Founder of the decision taken by sending the minutes of the meeting.</w:t>
       </w:r>
     </w:p>
     <w:p>
@@ -4186,6 +4164,72 @@
           <w:lang w:val="en-US"/>
         </w:rPr>
         <w:t>3.9. By decision of the Supreme Guardian, the Guardian Council may have a secretary and (or) a working body supporting its activities.</w:t>
+      </w:r>
+    </w:p>
+    <w:p>
+      <w:pPr>
+        <w:spacing w:after="0" w:line="240" w:lineRule="auto"/>
+        <w:ind w:firstLine="709"/>
+        <w:jc w:val="both"/>
+        <w:rPr>
+          <w:rFonts w:ascii="Arial" w:hAnsi="Arial" w:cs="Arial"/>
+          <w:sz w:val="28"/>
+          <w:szCs w:val="28"/>
+          <w:lang w:val="en-US"/>
+        </w:rPr>
+      </w:pPr>
+      <w:r>
+        <w:rPr>
+          <w:rFonts w:ascii="Arial" w:hAnsi="Arial" w:cs="Arial"/>
+          <w:sz w:val="28"/>
+          <w:szCs w:val="28"/>
+          <w:lang w:val="en-US"/>
+        </w:rPr>
+        <w:t>3.10. Matters requiring approval, consent or agreement of the Supreme Guardian (Guardian Council) are submitted by the Management Council in writing, including by e-mail, together with the necessary materials. If within 10 (ten) working days from the date of receipt of the materials the Supreme Guardian (Guardian Council) has not informed the Management Council of his/her decision or of an extension of the review period, the matter is deemed approved (agreed). The review period may be extended once by not more than 10 (ten) working days by written notice to the Management Council. This paragraph does not apply to consent to amendments to the Charter and By-laws (section 2.1.(c), Chapter 15) or to the appointment and removal of members of the Management Council (section 3.5.(a)).</w:t>
+      </w:r>
+    </w:p>
+    <w:p>
+      <w:pPr>
+        <w:spacing w:after="0" w:line="240" w:lineRule="auto"/>
+        <w:ind w:firstLine="709"/>
+        <w:jc w:val="both"/>
+        <w:rPr>
+          <w:rFonts w:ascii="Arial" w:hAnsi="Arial" w:cs="Arial"/>
+          <w:sz w:val="28"/>
+          <w:szCs w:val="28"/>
+          <w:lang w:val="en-US"/>
+        </w:rPr>
+      </w:pPr>
+      <w:r>
+        <w:rPr>
+          <w:rFonts w:ascii="Arial" w:hAnsi="Arial" w:cs="Arial"/>
+          <w:sz w:val="28"/>
+          <w:szCs w:val="28"/>
+          <w:lang w:val="en-US"/>
+        </w:rPr>
+        <w:t>3.11. The Management Council notifies the Supreme Guardian of the approval and amendment of the budget and policies of the Foundation, as well as of the decisions referred to in section 14.1.(a), within 5 (five) working days from the date of the decision, attaching the approved document. The Supreme Guardian may, within 10 (ten) working days from the date of receipt of the notification, send the Management Council a reasoned written objection. The decision is implemented after the expiry of that period if no objection has been sent, or earlier upon written confirmation of the Supreme Guardian. If an objection is sent, the Management Council reconsiders the matter taking the objection into account and notifies the Supreme Guardian of its decision in the same manner.</w:t>
+      </w:r>
+    </w:p>
+    <w:p>
+      <w:pPr>
+        <w:spacing w:after="0" w:line="240" w:lineRule="auto"/>
+        <w:ind w:firstLine="709"/>
+        <w:jc w:val="both"/>
+        <w:rPr>
+          <w:rFonts w:ascii="Arial" w:hAnsi="Arial" w:cs="Arial"/>
+          <w:sz w:val="28"/>
+          <w:szCs w:val="28"/>
+          <w:lang w:val="en-US"/>
+        </w:rPr>
+      </w:pPr>
+      <w:r>
+        <w:rPr>
+          <w:rFonts w:ascii="Arial" w:hAnsi="Arial" w:cs="Arial"/>
+          <w:sz w:val="28"/>
+          <w:szCs w:val="28"/>
+          <w:lang w:val="en-US"/>
+        </w:rPr>
+        <w:t>3.12. During his/her temporary absence, the Supreme Guardian may instruct one of the Guardians in writing to consider the matters referred to in paragraphs 3.10 and 3.11. If the office of the Supreme Guardian is vacant, the materials and notifications referred to in paragraphs 3.10 and 3.11 are sent to the Guardian Council, and in the absence of Guardians, to the Founder; the periods and the consequences of their non-consideration are determined by paragraphs 3.10 and 3.11.</w:t>
       </w:r>
     </w:p>
     <w:p>
@@ -5141,7 +5185,25 @@
           <w:szCs w:val="28"/>
           <w:lang w:val="en-US"/>
         </w:rPr>
-        <w:t>5.3. The Supreme Guardian may automatically be re-appointed for a new period with written approval of the Founder, and the Guardian — with written approval of the Supreme Guardian.</w:t>
+        <w:t xml:space="preserve">5.3. The Supreme Guardian may automatically be re-appointed for a new period with written approval of the Founder, and the Guardian </w:t>
+      </w:r>
+      <w:r>
+        <w:rPr>
+          <w:rFonts w:ascii="Arial" w:hAnsi="Arial" w:cs="Arial"/>
+          <w:sz w:val="28"/>
+          <w:szCs w:val="28"/>
+          <w:lang w:val="en-US"/>
+        </w:rPr>
+        <w:t>–</w:t>
+      </w:r>
+      <w:r>
+        <w:rPr>
+          <w:rFonts w:ascii="Arial" w:hAnsi="Arial" w:cs="Arial"/>
+          <w:sz w:val="28"/>
+          <w:szCs w:val="28"/>
+          <w:lang w:val="en-US"/>
+        </w:rPr>
+        <w:t xml:space="preserve"> with written approval of the Supreme Guardian.</w:t>
       </w:r>
     </w:p>
     <w:p>
@@ -5278,7 +5340,7 @@
           <w:szCs w:val="28"/>
           <w:lang w:val="en-US"/>
         </w:rPr>
-        <w:t>5.6. Dismissal of the Supreme Guardian does not terminate the powers of the Guardians. Until a new Supreme Guardian is appointed, the Guardian Council acts collectively under the chairmanship of a Guardian elected by its members; the exceptional powers of the Supreme Guardian provided for in paragraph 3.5 are not exercised.</w:t>
+        <w:t>5.6. Dismissal of the Supreme Guardian does not terminate the powers of the Guardians. Until a new Supreme Guardian is appointed, the Guardian Council acts collectively under the chairmanship of a Guardian elected by its members; the exceptional powers of the Supreme Guardian provided for in sections 3.5.(a), 3.5.(f) and 3.5.(h) are not exercised; paragraph 3.12 applies to other matters.</w:t>
       </w:r>
     </w:p>
     <w:p>
@@ -7412,7 +7474,7 @@
           <w:lang w:val="en-US"/>
         </w:rPr>
         <w:tab/>
-        <w:t>8.4. Pursuant to sections 3.5.(b) and 3.5.(g), the Management Council proposes to the Supreme Guardian for approval the budget of the Foundation necessary for its operation and reaching its objects and salaries of the Management Council members.</w:t>
+        <w:t>8.4. The Management Council approves the budget of the Foundation necessary for its operation and reaching its objects, taking into account priority areas identified by the Guardian Council, and notifies the Supreme Guardian in accordance with paragraph 3.11. Until the budget of the Foundation for the next financial year takes effect, expenses are made within the budget of the previous year. The Management Council proposes salaries of the Management Council members to the Supreme Guardian for approval pursuant to section 3.5.(g).</w:t>
       </w:r>
     </w:p>
     <w:p>
@@ -7657,17 +7719,21 @@
           <w:szCs w:val="28"/>
           <w:lang w:val="en-GB"/>
         </w:rPr>
-        <w:t xml:space="preserve">8.7. The Management Council approves rules, procedures, instructions and other internal documents of the Foundation, except for the development strategy of the Foundation, which is approved by the Supreme Guardian pursuant to section 3.5.(f), and the policies of the Foundation, </w:t>
-      </w:r>
-      <w:r>
+        <w:t>8.7. The Management Council approves policies, rules, procedures, instructions and other internal documents of the Foundation, except for the development strategy of the Foundation, which is approved by the Supreme Guardian pursuant to section 3.5.(f). The Management Council notifies the Supreme Guardian of the approval and amendment of policies of the Foundation in accordance with paragraph 3.11.</w:t>
+      </w:r>
+    </w:p>
+    <w:p>
+      <w:pPr>
+        <w:spacing w:after="0" w:line="240" w:lineRule="auto"/>
+        <w:ind w:firstLine="709"/>
+        <w:jc w:val="both"/>
         <w:rPr>
           <w:rFonts w:ascii="Arial" w:hAnsi="Arial" w:cs="Arial"/>
           <w:sz w:val="28"/>
           <w:szCs w:val="28"/>
           <w:lang w:val="en-GB"/>
         </w:rPr>
-        <w:t>which are approved by the Supreme Guardian / Guardian Council pursuant to section 3.2.(e)</w:t>
-      </w:r>
+      </w:pPr>
       <w:r>
         <w:rPr>
           <w:rFonts w:ascii="Arial" w:hAnsi="Arial" w:cs="Arial"/>
@@ -7675,17 +7741,21 @@
           <w:szCs w:val="28"/>
           <w:lang w:val="en-GB"/>
         </w:rPr>
-        <w:t xml:space="preserve">. Draft policies of the Foundation and amendments thereto are submitted by the Management Council </w:t>
-      </w:r>
-      <w:r>
+        <w:t>8.8. The Management Council decides on including in the structure of the Foundation divisions and consultative and advisory bodies, including the Training Centre and the Expert Council, and approves regulations on them.</w:t>
+      </w:r>
+    </w:p>
+    <w:p>
+      <w:pPr>
+        <w:spacing w:after="0" w:line="240" w:lineRule="auto"/>
+        <w:ind w:firstLine="709"/>
+        <w:jc w:val="both"/>
         <w:rPr>
           <w:rFonts w:ascii="Arial" w:hAnsi="Arial" w:cs="Arial"/>
           <w:sz w:val="28"/>
           <w:szCs w:val="28"/>
           <w:lang w:val="en-GB"/>
         </w:rPr>
-        <w:t>to the Supreme Guardian / Guardian Council for approval.</w:t>
-      </w:r>
+      </w:pPr>
       <w:r>
         <w:rPr>
           <w:rFonts w:ascii="Arial" w:hAnsi="Arial" w:cs="Arial"/>
@@ -7693,7 +7763,7 @@
           <w:szCs w:val="28"/>
           <w:lang w:val="en-GB"/>
         </w:rPr>
-        <w:t xml:space="preserve"> Policies of the Foundation approved by the Management Council before this version of the By-laws takes effect </w:t>
+        <w:t xml:space="preserve">8.9. During the temporary absence of the Chairman of the Management Council (leave, illness, business trip and other cases), his/her duties are performed by a member of the Management Council appointed by order of the Chairman of the Management Council, and in the absence of such order </w:t>
       </w:r>
       <w:r>
         <w:rPr>
@@ -7702,51 +7772,16 @@
           <w:szCs w:val="28"/>
           <w:lang w:val="en-GB"/>
         </w:rPr>
-        <w:t>remain in force until approved by the Supreme Guardian / Guardian Council.</w:t>
-      </w:r>
-    </w:p>
-    <w:p>
-      <w:pPr>
-        <w:spacing w:after="0" w:line="240" w:lineRule="auto"/>
-        <w:ind w:firstLine="709"/>
-        <w:jc w:val="both"/>
+        <w:t>–</w:t>
+      </w:r>
+      <w:r>
         <w:rPr>
           <w:rFonts w:ascii="Arial" w:hAnsi="Arial" w:cs="Arial"/>
           <w:sz w:val="28"/>
           <w:szCs w:val="28"/>
           <w:lang w:val="en-GB"/>
         </w:rPr>
-      </w:pPr>
-      <w:r>
-        <w:rPr>
-          <w:rFonts w:ascii="Arial" w:hAnsi="Arial" w:cs="Arial"/>
-          <w:sz w:val="28"/>
-          <w:szCs w:val="28"/>
-          <w:lang w:val="en-GB"/>
-        </w:rPr>
-        <w:t>8.8. The Management Council decides on including in the structure of the Foundation divisions and consultative and advisory bodies, including the Training Centre and the Expert Council, and approves regulations on them.</w:t>
-      </w:r>
-    </w:p>
-    <w:p>
-      <w:pPr>
-        <w:spacing w:after="0" w:line="240" w:lineRule="auto"/>
-        <w:ind w:firstLine="709"/>
-        <w:jc w:val="both"/>
-        <w:rPr>
-          <w:rFonts w:ascii="Arial" w:hAnsi="Arial" w:cs="Arial"/>
-          <w:sz w:val="28"/>
-          <w:szCs w:val="28"/>
-          <w:lang w:val="en-GB"/>
-        </w:rPr>
-      </w:pPr>
-      <w:r>
-        <w:rPr>
-          <w:rFonts w:ascii="Arial" w:hAnsi="Arial" w:cs="Arial"/>
-          <w:sz w:val="28"/>
-          <w:szCs w:val="28"/>
-          <w:lang w:val="en-GB"/>
-        </w:rPr>
-        <w:t>8.9. During the temporary absence of the Chairman of the Management Council (leave, illness, business trip and other cases), his/her duties are performed by a member of the Management Council appointed by order of the Chairman of the Management Council, and in the absence of such order — by the Deputy CEO (section 6.1.(b)). Powers to operate bank accounts and to sign contracts are exercised by the acting person on the basis of a power of attorney.</w:t>
+        <w:t xml:space="preserve"> by the Deputy CEO (section 6.1.(b)). Powers to operate bank accounts and to sign contracts are exercised by the acting person on the basis of a power of attorney.</w:t>
       </w:r>
     </w:p>
     <w:p>
@@ -9339,7 +9374,7 @@
           <w:szCs w:val="28"/>
           <w:lang w:val="en-US"/>
         </w:rPr>
-        <w:t>a) determine how the property of the Foundation is applied and used; acquisition, disposal and use of Fixed Assets of the Foundation with a value exceeding the amount specified in section 3.2.(a) are subject to the approval of the Guardian Council;</w:t>
+        <w:t>a) determine how the property of the Foundation is applied and used; decisions on acquisition, disposal and use of Fixed Assets of the Foundation with a value exceeding eight thousand times the monthly calculation index established for the relevant financial year are taken by the Management Council with notification of the Supreme Guardian in accordance with paragraph 3.11;</w:t>
       </w:r>
     </w:p>
     <w:p>
@@ -9383,7 +9418,7 @@
           <w:szCs w:val="28"/>
           <w:lang w:val="en-US"/>
         </w:rPr>
-        <w:t>Operational expenses of the Foundation, as well as acquisition, disposal and use of Fixed Assets with a value up to the amount specified in section 3.2.(a), within the approved budget of the Foundation are made by decision of the Chairman of the Management Council without agreement with the Supreme Guardian.</w:t>
+        <w:t>Operational expenses of the Foundation, as well as acquisition, disposal and use of Fixed Assets with a value up to the amount specified in sub-paragraph a) of this paragraph, within the approved budget of the Foundation are made by decision of the Chairman of the Management Council without agreement with the Supreme Guardian.</w:t>
       </w:r>
     </w:p>
     <w:p>
@@ -10637,7 +10672,25 @@
           <w:szCs w:val="28"/>
           <w:lang w:val="en-US"/>
         </w:rPr>
-        <w:t>1. Supreme Guardian — Mr Yerlan Nyssanbayev ____________________ (signature)</w:t>
+        <w:t xml:space="preserve">1. Supreme Guardian </w:t>
+      </w:r>
+      <w:r>
+        <w:rPr>
+          <w:rFonts w:ascii="Arial" w:hAnsi="Arial" w:cs="Arial"/>
+          <w:sz w:val="28"/>
+          <w:szCs w:val="28"/>
+          <w:lang w:val="en-US"/>
+        </w:rPr>
+        <w:t>–</w:t>
+      </w:r>
+      <w:r>
+        <w:rPr>
+          <w:rFonts w:ascii="Arial" w:hAnsi="Arial" w:cs="Arial"/>
+          <w:sz w:val="28"/>
+          <w:szCs w:val="28"/>
+          <w:lang w:val="en-US"/>
+        </w:rPr>
+        <w:t xml:space="preserve"> Mr Yerlan Nyssanbayev ____________________ (signature)</w:t>
       </w:r>
     </w:p>
     <w:p>
@@ -10923,7 +10976,25 @@
           <w:szCs w:val="28"/>
           <w:lang w:val="en-US"/>
         </w:rPr>
-        <w:t>1. Chief Executive Officer, Head of Project Office — Mr Yerlik Karazhan ____________________ (signature)</w:t>
+        <w:t xml:space="preserve">1. Chief Executive Officer, Head of Project Office </w:t>
+      </w:r>
+      <w:r>
+        <w:rPr>
+          <w:rFonts w:ascii="Arial" w:hAnsi="Arial" w:cs="Arial"/>
+          <w:sz w:val="28"/>
+          <w:szCs w:val="28"/>
+          <w:lang w:val="en-US"/>
+        </w:rPr>
+        <w:t>–</w:t>
+      </w:r>
+      <w:r>
+        <w:rPr>
+          <w:rFonts w:ascii="Arial" w:hAnsi="Arial" w:cs="Arial"/>
+          <w:sz w:val="28"/>
+          <w:szCs w:val="28"/>
+          <w:lang w:val="en-US"/>
+        </w:rPr>
+        <w:t xml:space="preserve"> Mr Yerlik Karazhan ____________________ (signature)</w:t>
       </w:r>
     </w:p>
     <w:p>
@@ -10946,7 +11017,25 @@
           <w:szCs w:val="28"/>
           <w:lang w:val="en-US"/>
         </w:rPr>
-        <w:t>2. Deputy Chief Executive Officer — Mr Alexander Kononets ____________________ (signature)</w:t>
+        <w:t xml:space="preserve">2. Deputy Chief Executive Officer </w:t>
+      </w:r>
+      <w:r>
+        <w:rPr>
+          <w:rFonts w:ascii="Arial" w:hAnsi="Arial" w:cs="Arial"/>
+          <w:sz w:val="28"/>
+          <w:szCs w:val="28"/>
+          <w:lang w:val="en-US"/>
+        </w:rPr>
+        <w:t>–</w:t>
+      </w:r>
+      <w:r>
+        <w:rPr>
+          <w:rFonts w:ascii="Arial" w:hAnsi="Arial" w:cs="Arial"/>
+          <w:sz w:val="28"/>
+          <w:szCs w:val="28"/>
+          <w:lang w:val="en-US"/>
+        </w:rPr>
+        <w:t xml:space="preserve"> Mr Alexander Kononets ____________________ (signature)</w:t>
       </w:r>
     </w:p>
     <w:p>
@@ -10969,7 +11058,25 @@
           <w:szCs w:val="28"/>
           <w:lang w:val="en-US"/>
         </w:rPr>
-        <w:t>3. Deputy Chief Executive Officer on administrative issues — Mr Murat Temirbekov ____________________ (signature)</w:t>
+        <w:t xml:space="preserve">3. Deputy Chief Executive Officer on administrative issues </w:t>
+      </w:r>
+      <w:r>
+        <w:rPr>
+          <w:rFonts w:ascii="Arial" w:hAnsi="Arial" w:cs="Arial"/>
+          <w:sz w:val="28"/>
+          <w:szCs w:val="28"/>
+          <w:lang w:val="en-US"/>
+        </w:rPr>
+        <w:t>–</w:t>
+      </w:r>
+      <w:r>
+        <w:rPr>
+          <w:rFonts w:ascii="Arial" w:hAnsi="Arial" w:cs="Arial"/>
+          <w:sz w:val="28"/>
+          <w:szCs w:val="28"/>
+          <w:lang w:val="en-US"/>
+        </w:rPr>
+        <w:t xml:space="preserve"> Mr Murat Temirbekov ____________________ (signature)</w:t>
       </w:r>
     </w:p>
     <w:p>
@@ -11140,7 +11247,7 @@
             <w:rStyle w:val="a8"/>
             <w:noProof/>
           </w:rPr>
-          <w:t>2</w:t>
+          <w:t>3</w:t>
         </w:r>
         <w:r>
           <w:rPr>

--- a/Устав/_документы/By-laws CACF — new version.docx
+++ b/Устав/_документы/By-laws CACF — new version.docx
@@ -2066,6 +2066,7 @@
           <w:szCs w:val="28"/>
           <w:lang w:val="en-US"/>
         </w:rPr>
+        <w:lastRenderedPageBreak/>
         <w:t>1</w:t>
       </w:r>
       <w:r>
@@ -2931,7 +2932,17 @@
           <w:szCs w:val="28"/>
           <w:lang w:val="en-US"/>
         </w:rPr>
-        <w:t xml:space="preserve">to be Supreme Guardian or Guardian and the Court shall dully appoint a consenting </w:t>
+        <w:t xml:space="preserve">to be Supreme </w:t>
+      </w:r>
+      <w:r>
+        <w:rPr>
+          <w:rFonts w:ascii="Arial" w:hAnsi="Arial" w:cs="Arial"/>
+          <w:sz w:val="28"/>
+          <w:szCs w:val="28"/>
+          <w:lang w:val="en-US"/>
+        </w:rPr>
+        <w:lastRenderedPageBreak/>
+        <w:t xml:space="preserve">Guardian or Guardian and the Court shall dully appoint a consenting </w:t>
       </w:r>
       <w:r>
         <w:rPr>
@@ -3595,6 +3606,7 @@
           <w:szCs w:val="28"/>
           <w:lang w:val="en-US"/>
         </w:rPr>
+        <w:lastRenderedPageBreak/>
         <w:t>b</w:t>
       </w:r>
       <w:r>
@@ -4207,7 +4219,17 @@
           <w:szCs w:val="28"/>
           <w:lang w:val="en-US"/>
         </w:rPr>
-        <w:t>3.11. The Management Council notifies the Supreme Guardian of the approval and amendment of the budget and policies of the Foundation, as well as of the decisions referred to in section 14.1.(a), within 5 (five) working days from the date of the decision, attaching the approved document. The Supreme Guardian may, within 10 (ten) working days from the date of receipt of the notification, send the Management Council a reasoned written objection. The decision is implemented after the expiry of that period if no objection has been sent, or earlier upon written confirmation of the Supreme Guardian. If an objection is sent, the Management Council reconsiders the matter taking the objection into account and notifies the Supreme Guardian of its decision in the same manner.</w:t>
+        <w:t xml:space="preserve">3.11. The Management Council notifies the Supreme Guardian of the approval and amendment of the budget and policies of the Foundation, as well as of the decisions referred to in section 14.1.(a), within 5 (five) working </w:t>
+      </w:r>
+      <w:r>
+        <w:rPr>
+          <w:rFonts w:ascii="Arial" w:hAnsi="Arial" w:cs="Arial"/>
+          <w:sz w:val="28"/>
+          <w:szCs w:val="28"/>
+          <w:lang w:val="en-US"/>
+        </w:rPr>
+        <w:lastRenderedPageBreak/>
+        <w:t>days from the date of the decision, attaching the approved document. The Supreme Guardian may, within 10 (ten) working days from the date of receipt of the notification, send the Management Council a reasoned written objection. The decision is implemented after the expiry of that period if no objection has been sent, or earlier upon written confirmation of the Supreme Guardian. If an objection is sent, the Management Council reconsiders the matter taking the objection into account and notifies the Supreme Guardian of its decision in the same manner.</w:t>
       </w:r>
     </w:p>
     <w:p>
@@ -4785,6 +4807,7 @@
           <w:szCs w:val="28"/>
           <w:lang w:val="en-US"/>
         </w:rPr>
+        <w:lastRenderedPageBreak/>
         <w:t>a) Supreme Guardian for the period of “</w:t>
       </w:r>
       <w:r>
@@ -5518,7 +5541,25 @@
           <w:szCs w:val="28"/>
           <w:lang w:val="en-US"/>
         </w:rPr>
-        <w:t>a) Chairman of the Management Council on the position of Chief Executive Officer (CEO), Head of Project Office;</w:t>
+        <w:t xml:space="preserve">a) Chairman of the Management Council on the position of </w:t>
+      </w:r>
+      <w:r>
+        <w:rPr>
+          <w:rFonts w:ascii="Arial" w:hAnsi="Arial" w:cs="Arial"/>
+          <w:sz w:val="28"/>
+          <w:szCs w:val="28"/>
+          <w:lang w:val="en-US"/>
+        </w:rPr>
+        <w:t>Chief Executive Officer (CEO)</w:t>
+      </w:r>
+      <w:r>
+        <w:rPr>
+          <w:rFonts w:ascii="Arial" w:hAnsi="Arial" w:cs="Arial"/>
+          <w:sz w:val="28"/>
+          <w:szCs w:val="28"/>
+          <w:lang w:val="en-US"/>
+        </w:rPr>
+        <w:t>;</w:t>
       </w:r>
     </w:p>
     <w:p>
@@ -5540,7 +5581,16 @@
           <w:szCs w:val="28"/>
           <w:lang w:val="en-US"/>
         </w:rPr>
-        <w:t>b) Member of the Management Council on the position of Deputy CEO;</w:t>
+        <w:t xml:space="preserve">b) Member of the Management Council </w:t>
+      </w:r>
+      <w:r>
+        <w:rPr>
+          <w:rFonts w:ascii="Arial" w:hAnsi="Arial" w:cs="Arial"/>
+          <w:sz w:val="28"/>
+          <w:szCs w:val="28"/>
+          <w:lang w:val="en-US"/>
+        </w:rPr>
+        <w:t>on the position of Deputy CEO for Strategy and Projects;</w:t>
       </w:r>
     </w:p>
     <w:p>
@@ -5598,6 +5648,7 @@
           <w:szCs w:val="28"/>
           <w:lang w:val="en-US"/>
         </w:rPr>
+        <w:lastRenderedPageBreak/>
         <w:t>7</w:t>
       </w:r>
       <w:r>
@@ -5677,7 +5728,25 @@
           <w:szCs w:val="28"/>
           <w:lang w:val="en-US"/>
         </w:rPr>
-        <w:t>a) Chairman of the Management Council on the position of CEO, Head of Project Office, for the period of “4” years from the date of appointment and written consent;</w:t>
+        <w:t xml:space="preserve">a) Chairman of the Management Council on the position of </w:t>
+      </w:r>
+      <w:r>
+        <w:rPr>
+          <w:rFonts w:ascii="Arial" w:hAnsi="Arial" w:cs="Arial"/>
+          <w:sz w:val="28"/>
+          <w:szCs w:val="28"/>
+          <w:lang w:val="en-US"/>
+        </w:rPr>
+        <w:t>CEO</w:t>
+      </w:r>
+      <w:r>
+        <w:rPr>
+          <w:rFonts w:ascii="Arial" w:hAnsi="Arial" w:cs="Arial"/>
+          <w:sz w:val="28"/>
+          <w:szCs w:val="28"/>
+          <w:lang w:val="en-US"/>
+        </w:rPr>
+        <w:t>, for the period of “4” years from the date of appointment and written consent;</w:t>
       </w:r>
     </w:p>
     <w:p>
@@ -5699,7 +5768,25 @@
           <w:szCs w:val="28"/>
           <w:lang w:val="en-US"/>
         </w:rPr>
-        <w:t>b) Council on the position of Deputy CEO, for the period of “2” years from the date of appointment and written consent;</w:t>
+        <w:t xml:space="preserve">b) Council </w:t>
+      </w:r>
+      <w:r>
+        <w:rPr>
+          <w:rFonts w:ascii="Arial" w:hAnsi="Arial" w:cs="Arial"/>
+          <w:sz w:val="28"/>
+          <w:szCs w:val="28"/>
+          <w:lang w:val="en-US"/>
+        </w:rPr>
+        <w:t>on the position of Deputy CEO for Strategy and Projects, for the period</w:t>
+      </w:r>
+      <w:r>
+        <w:rPr>
+          <w:rFonts w:ascii="Arial" w:hAnsi="Arial" w:cs="Arial"/>
+          <w:sz w:val="28"/>
+          <w:szCs w:val="28"/>
+          <w:lang w:val="en-US"/>
+        </w:rPr>
+        <w:t xml:space="preserve"> of “2” years from the date of appointment and written consent;</w:t>
       </w:r>
     </w:p>
     <w:p>
@@ -6582,6 +6669,7 @@
           <w:szCs w:val="28"/>
           <w:lang w:val="en-US"/>
         </w:rPr>
+        <w:lastRenderedPageBreak/>
         <w:t>7</w:t>
       </w:r>
       <w:r>
@@ -7352,7 +7440,17 @@
           <w:szCs w:val="28"/>
           <w:lang w:val="en-US"/>
         </w:rPr>
-        <w:t>(iii) approve the staff schedule of the Foundation’s employees, employ all persons, advisers required for the Foundation, to define their salaries, benefits, remunerations, bonuses and the rules and provisions related to their employment as well as the right to terminate their services. Such decisions in respect of employees who are not members of the Management Council are taken by the Chairman of the Management Council individually within the approved budget of the Foundation and do not require approval of the Supreme Guardian or the Guardian Council;</w:t>
+        <w:t xml:space="preserve">(iii) approve the staff schedule of the Foundation’s employees, employ all persons, advisers required for the Foundation, to define their salaries, benefits, remunerations, bonuses and the rules and provisions related to their employment as well as the right to terminate their services. Such decisions in respect of employees who are not members of the Management Council are taken by the Chairman of the Management Council </w:t>
+      </w:r>
+      <w:r>
+        <w:rPr>
+          <w:rFonts w:ascii="Arial" w:hAnsi="Arial" w:cs="Arial"/>
+          <w:sz w:val="28"/>
+          <w:szCs w:val="28"/>
+          <w:lang w:val="en-US"/>
+        </w:rPr>
+        <w:lastRenderedPageBreak/>
+        <w:t>individually within the approved budget of the Foundation and do not require approval of the Supreme Guardian or the Guardian Council;</w:t>
       </w:r>
     </w:p>
     <w:p>
@@ -7781,7 +7879,25 @@
           <w:szCs w:val="28"/>
           <w:lang w:val="en-GB"/>
         </w:rPr>
-        <w:t xml:space="preserve"> by the Deputy CEO (section 6.1.(b)). Powers to operate bank accounts and to sign contracts are exercised by the acting person on the basis of a power of attorney.</w:t>
+        <w:t xml:space="preserve"> </w:t>
+      </w:r>
+      <w:r>
+        <w:rPr>
+          <w:rFonts w:ascii="Arial" w:hAnsi="Arial" w:cs="Arial"/>
+          <w:sz w:val="28"/>
+          <w:szCs w:val="28"/>
+          <w:lang w:val="en-GB"/>
+        </w:rPr>
+        <w:t>by the Deputy CEO for Strategy and Projects (section 6.1.(b))</w:t>
+      </w:r>
+      <w:r>
+        <w:rPr>
+          <w:rFonts w:ascii="Arial" w:hAnsi="Arial" w:cs="Arial"/>
+          <w:sz w:val="28"/>
+          <w:szCs w:val="28"/>
+          <w:lang w:val="en-GB"/>
+        </w:rPr>
+        <w:t>. Powers to operate bank accounts and to sign contracts are exercised by the acting person on the basis of a power of attorney.</w:t>
       </w:r>
     </w:p>
     <w:p>
@@ -8577,7 +8693,18 @@
           <w:szCs w:val="28"/>
           <w:lang w:val="en-US"/>
         </w:rPr>
-        <w:t xml:space="preserve"> The Chairman must chair the meeting. If the Chairman is not present or willing to act within fifteen minutes of the stated time for commencement of the meeting, and in the absence of a nominee, another member of the Council elected by the rest of the Council</w:t>
+        <w:t xml:space="preserve"> The Chairman must chair the meeting. If the Chairman is not present or willing to act within fifteen minutes of the stated time for </w:t>
+      </w:r>
+      <w:r>
+        <w:rPr>
+          <w:rFonts w:ascii="Arial" w:hAnsi="Arial" w:cs="Arial"/>
+          <w:bCs/>
+          <w:sz w:val="28"/>
+          <w:szCs w:val="28"/>
+          <w:lang w:val="en-US"/>
+        </w:rPr>
+        <w:lastRenderedPageBreak/>
+        <w:t>commencement of the meeting, and in the absence of a nominee, another member of the Council elected by the rest of the Council</w:t>
       </w:r>
       <w:r>
         <w:rPr>
@@ -9374,7 +9501,17 @@
           <w:szCs w:val="28"/>
           <w:lang w:val="en-US"/>
         </w:rPr>
-        <w:t>a) determine how the property of the Foundation is applied and used; decisions on acquisition, disposal and use of Fixed Assets of the Foundation with a value exceeding eight thousand times the monthly calculation index established for the relevant financial year are taken by the Management Council with notification of the Supreme Guardian in accordance with paragraph 3.11;</w:t>
+        <w:t xml:space="preserve">a) determine how the property of the Foundation is applied and used; decisions on acquisition, disposal and use of Fixed Assets of the Foundation </w:t>
+      </w:r>
+      <w:r>
+        <w:rPr>
+          <w:rFonts w:ascii="Arial" w:hAnsi="Arial" w:cs="Arial"/>
+          <w:sz w:val="28"/>
+          <w:szCs w:val="28"/>
+          <w:lang w:val="en-US"/>
+        </w:rPr>
+        <w:lastRenderedPageBreak/>
+        <w:t>with a value exceeding eight thousand times the monthly calculation index established for the relevant financial year are taken by the Management Council with notification of the Supreme Guardian in accordance with paragraph 3.11;</w:t>
       </w:r>
     </w:p>
     <w:p>
@@ -10976,7 +11113,25 @@
           <w:szCs w:val="28"/>
           <w:lang w:val="en-US"/>
         </w:rPr>
-        <w:t xml:space="preserve">1. Chief Executive Officer, Head of Project Office </w:t>
+        <w:t xml:space="preserve">1. </w:t>
+      </w:r>
+      <w:r>
+        <w:rPr>
+          <w:rFonts w:ascii="Arial" w:hAnsi="Arial" w:cs="Arial"/>
+          <w:sz w:val="28"/>
+          <w:szCs w:val="28"/>
+          <w:lang w:val="en-US"/>
+        </w:rPr>
+        <w:t>Chief Executive Officer</w:t>
+      </w:r>
+      <w:r>
+        <w:rPr>
+          <w:rFonts w:ascii="Arial" w:hAnsi="Arial" w:cs="Arial"/>
+          <w:sz w:val="28"/>
+          <w:szCs w:val="28"/>
+          <w:lang w:val="en-US"/>
+        </w:rPr>
+        <w:t xml:space="preserve"> </w:t>
       </w:r>
       <w:r>
         <w:rPr>
@@ -11017,25 +11172,16 @@
           <w:szCs w:val="28"/>
           <w:lang w:val="en-US"/>
         </w:rPr>
-        <w:t xml:space="preserve">2. Deputy Chief Executive Officer </w:t>
-      </w:r>
-      <w:r>
-        <w:rPr>
-          <w:rFonts w:ascii="Arial" w:hAnsi="Arial" w:cs="Arial"/>
-          <w:sz w:val="28"/>
-          <w:szCs w:val="28"/>
-          <w:lang w:val="en-US"/>
-        </w:rPr>
-        <w:t>–</w:t>
-      </w:r>
-      <w:r>
-        <w:rPr>
-          <w:rFonts w:ascii="Arial" w:hAnsi="Arial" w:cs="Arial"/>
-          <w:sz w:val="28"/>
-          <w:szCs w:val="28"/>
-          <w:lang w:val="en-US"/>
-        </w:rPr>
-        <w:t xml:space="preserve"> Mr Alexander Kononets ____________________ (signature)</w:t>
+        <w:t>2. Deputy Chief Executive Officer for Strategy and Projects – Mr Alexander Kononets</w:t>
+      </w:r>
+      <w:r>
+        <w:rPr>
+          <w:rFonts w:ascii="Arial" w:hAnsi="Arial" w:cs="Arial"/>
+          <w:sz w:val="28"/>
+          <w:szCs w:val="28"/>
+          <w:lang w:val="en-US"/>
+        </w:rPr>
+        <w:t xml:space="preserve"> ____________________ (signature)</w:t>
       </w:r>
     </w:p>
     <w:p>
@@ -11247,7 +11393,7 @@
             <w:rStyle w:val="a8"/>
             <w:noProof/>
           </w:rPr>
-          <w:t>3</w:t>
+          <w:t>17</w:t>
         </w:r>
         <w:r>
           <w:rPr>

--- a/Устав/_документы/By-laws CACF — new version.docx
+++ b/Устав/_документы/By-laws CACF — new version.docx
@@ -10523,7 +10523,25 @@
           <w:szCs w:val="28"/>
           <w:lang w:val="en-US"/>
         </w:rPr>
-        <w:t>Climate Action Company Limited, represented by its Director Mr Yerlik Karazhan ____________________ (signature)</w:t>
+        <w:t xml:space="preserve">Climate Action Company Limited, </w:t>
+      </w:r>
+      <w:r>
+        <w:rPr>
+          <w:rFonts w:ascii="Arial" w:hAnsi="Arial" w:cs="Arial"/>
+          <w:sz w:val="28"/>
+          <w:szCs w:val="28"/>
+          <w:lang w:val="en-US"/>
+        </w:rPr>
+        <w:t>represented by its Director, Chief Executive Officer and Authorised Signatory Mr Yerlik Karazhan</w:t>
+      </w:r>
+      <w:r>
+        <w:rPr>
+          <w:rFonts w:ascii="Arial" w:hAnsi="Arial" w:cs="Arial"/>
+          <w:sz w:val="28"/>
+          <w:szCs w:val="28"/>
+          <w:lang w:val="en-US"/>
+        </w:rPr>
+        <w:t xml:space="preserve"> ____________________ (signature)</w:t>
       </w:r>
     </w:p>
     <w:p>
@@ -11393,7 +11411,7 @@
             <w:rStyle w:val="a8"/>
             <w:noProof/>
           </w:rPr>
-          <w:t>17</w:t>
+          <w:t>13</w:t>
         </w:r>
         <w:r>
           <w:rPr>

--- a/Устав/_документы/By-laws CACF — new version.docx
+++ b/Устав/_документы/By-laws CACF — new version.docx
@@ -11190,57 +11190,7 @@
           <w:szCs w:val="28"/>
           <w:lang w:val="en-US"/>
         </w:rPr>
-        <w:t>2. Deputy Chief Executive Officer for Strategy and Projects – Mr Alexander Kononets</w:t>
-      </w:r>
-      <w:r>
-        <w:rPr>
-          <w:rFonts w:ascii="Arial" w:hAnsi="Arial" w:cs="Arial"/>
-          <w:sz w:val="28"/>
-          <w:szCs w:val="28"/>
-          <w:lang w:val="en-US"/>
-        </w:rPr>
-        <w:t xml:space="preserve"> ____________________ (signature)</w:t>
-      </w:r>
-    </w:p>
-    <w:p>
-      <w:pPr>
-        <w:pStyle w:val="a5"/>
-        <w:spacing w:after="0" w:line="480" w:lineRule="auto"/>
-        <w:ind w:left="0"/>
-        <w:jc w:val="both"/>
-        <w:rPr>
-          <w:rFonts w:ascii="Arial" w:hAnsi="Arial" w:cs="Arial"/>
-          <w:sz w:val="28"/>
-          <w:szCs w:val="28"/>
-          <w:lang w:val="en-US"/>
-        </w:rPr>
-      </w:pPr>
-      <w:r>
-        <w:rPr>
-          <w:rFonts w:ascii="Arial" w:hAnsi="Arial" w:cs="Arial"/>
-          <w:sz w:val="28"/>
-          <w:szCs w:val="28"/>
-          <w:lang w:val="en-US"/>
-        </w:rPr>
-        <w:t xml:space="preserve">3. Deputy Chief Executive Officer on administrative issues </w:t>
-      </w:r>
-      <w:r>
-        <w:rPr>
-          <w:rFonts w:ascii="Arial" w:hAnsi="Arial" w:cs="Arial"/>
-          <w:sz w:val="28"/>
-          <w:szCs w:val="28"/>
-          <w:lang w:val="en-US"/>
-        </w:rPr>
-        <w:t>–</w:t>
-      </w:r>
-      <w:r>
-        <w:rPr>
-          <w:rFonts w:ascii="Arial" w:hAnsi="Arial" w:cs="Arial"/>
-          <w:sz w:val="28"/>
-          <w:szCs w:val="28"/>
-          <w:lang w:val="en-US"/>
-        </w:rPr>
-        <w:t xml:space="preserve"> Mr Murat Temirbekov ____________________ (signature)</w:t>
+        <w:t>2. Deputy Chief Executive Officer on administrative issues – Mr Murat Temirbekov ____________________ (signature)</w:t>
       </w:r>
     </w:p>
     <w:p>
@@ -11411,7 +11361,7 @@
             <w:rStyle w:val="a8"/>
             <w:noProof/>
           </w:rPr>
-          <w:t>13</w:t>
+          <w:t>17</w:t>
         </w:r>
         <w:r>
           <w:rPr>

--- a/Устав/_документы/By-laws CACF — new version.docx
+++ b/Устав/_документы/By-laws CACF — new version.docx
@@ -5590,7 +5590,25 @@
           <w:szCs w:val="28"/>
           <w:lang w:val="en-US"/>
         </w:rPr>
-        <w:t>on the position of Deputy CEO for Strategy and Projects;</w:t>
+        <w:t xml:space="preserve">on the position of </w:t>
+      </w:r>
+      <w:r>
+        <w:rPr>
+          <w:rFonts w:ascii="Arial" w:hAnsi="Arial" w:cs="Arial"/>
+          <w:sz w:val="28"/>
+          <w:szCs w:val="28"/>
+          <w:lang w:val="en-US"/>
+        </w:rPr>
+        <w:t>Deputy CEO</w:t>
+      </w:r>
+      <w:r>
+        <w:rPr>
+          <w:rFonts w:ascii="Arial" w:hAnsi="Arial" w:cs="Arial"/>
+          <w:sz w:val="28"/>
+          <w:szCs w:val="28"/>
+          <w:lang w:val="en-US"/>
+        </w:rPr>
+        <w:t>;</w:t>
       </w:r>
     </w:p>
     <w:p>
@@ -5777,7 +5795,25 @@
           <w:szCs w:val="28"/>
           <w:lang w:val="en-US"/>
         </w:rPr>
-        <w:t>on the position of Deputy CEO for Strategy and Projects, for the period</w:t>
+        <w:t xml:space="preserve">on the position of </w:t>
+      </w:r>
+      <w:r>
+        <w:rPr>
+          <w:rFonts w:ascii="Arial" w:hAnsi="Arial" w:cs="Arial"/>
+          <w:sz w:val="28"/>
+          <w:szCs w:val="28"/>
+          <w:lang w:val="en-US"/>
+        </w:rPr>
+        <w:t>Deputy CEO</w:t>
+      </w:r>
+      <w:r>
+        <w:rPr>
+          <w:rFonts w:ascii="Arial" w:hAnsi="Arial" w:cs="Arial"/>
+          <w:sz w:val="28"/>
+          <w:szCs w:val="28"/>
+          <w:lang w:val="en-US"/>
+        </w:rPr>
+        <w:t>, for the period</w:t>
       </w:r>
       <w:r>
         <w:rPr>
@@ -7888,7 +7924,25 @@
           <w:szCs w:val="28"/>
           <w:lang w:val="en-GB"/>
         </w:rPr>
-        <w:t>by the Deputy CEO for Strategy and Projects (section 6.1.(b))</w:t>
+        <w:t xml:space="preserve">by the </w:t>
+      </w:r>
+      <w:r>
+        <w:rPr>
+          <w:rFonts w:ascii="Arial" w:hAnsi="Arial" w:cs="Arial"/>
+          <w:sz w:val="28"/>
+          <w:szCs w:val="28"/>
+          <w:lang w:val="en-GB"/>
+        </w:rPr>
+        <w:t>Deputy CEO</w:t>
+      </w:r>
+      <w:r>
+        <w:rPr>
+          <w:rFonts w:ascii="Arial" w:hAnsi="Arial" w:cs="Arial"/>
+          <w:sz w:val="28"/>
+          <w:szCs w:val="28"/>
+          <w:lang w:val="en-GB"/>
+        </w:rPr>
+        <w:t xml:space="preserve"> (section 6.1.(b))</w:t>
       </w:r>
       <w:r>
         <w:rPr>

--- a/Устав/_документы/By-laws CACF — new version.docx
+++ b/Устав/_документы/By-laws CACF — new version.docx
@@ -4047,7 +4047,7 @@
           <w:szCs w:val="28"/>
           <w:lang w:val="en-US"/>
         </w:rPr>
-        <w:t>g) to determine salaries and terms of remuneration and bonuses of the Management Council members on proposal of the Management Council;</w:t>
+        <w:t>g) to determine salaries of the Management Council members and the terms of their remuneration and bonuses (criteria and maximum amounts of bonuses) on proposal of the Management Council;</w:t>
       </w:r>
     </w:p>
     <w:p>
@@ -5465,172 +5465,7 @@
           <w:szCs w:val="28"/>
           <w:lang w:val="en-US"/>
         </w:rPr>
-        <w:t>6</w:t>
-      </w:r>
-      <w:r>
-        <w:rPr>
-          <w:rFonts w:ascii="Arial" w:hAnsi="Arial" w:cs="Arial"/>
-          <w:sz w:val="28"/>
-          <w:szCs w:val="28"/>
-          <w:lang w:val="en-US"/>
-        </w:rPr>
-        <w:t xml:space="preserve">.1. </w:t>
-      </w:r>
-      <w:r>
-        <w:rPr>
-          <w:rFonts w:ascii="Arial" w:hAnsi="Arial" w:cs="Arial"/>
-          <w:sz w:val="28"/>
-          <w:szCs w:val="28"/>
-          <w:lang w:val="en-US"/>
-        </w:rPr>
-        <w:t xml:space="preserve">The </w:t>
-      </w:r>
-      <w:r>
-        <w:rPr>
-          <w:rFonts w:ascii="Arial" w:hAnsi="Arial" w:cs="Arial"/>
-          <w:sz w:val="28"/>
-          <w:szCs w:val="28"/>
-          <w:lang w:val="en-US"/>
-        </w:rPr>
-        <w:t xml:space="preserve">Management </w:t>
-      </w:r>
-      <w:r>
-        <w:rPr>
-          <w:rFonts w:ascii="Arial" w:hAnsi="Arial" w:cs="Arial"/>
-          <w:sz w:val="28"/>
-          <w:szCs w:val="28"/>
-          <w:lang w:val="en-US"/>
-        </w:rPr>
-        <w:t>Council</w:t>
-      </w:r>
-      <w:r>
-        <w:rPr>
-          <w:rFonts w:ascii="Arial" w:hAnsi="Arial" w:cs="Arial"/>
-          <w:sz w:val="28"/>
-          <w:szCs w:val="28"/>
-          <w:lang w:val="en-US"/>
-        </w:rPr>
-        <w:t xml:space="preserve"> must have at least</w:t>
-      </w:r>
-      <w:r>
-        <w:rPr>
-          <w:rFonts w:ascii="Arial" w:hAnsi="Arial" w:cs="Arial"/>
-          <w:sz w:val="28"/>
-          <w:szCs w:val="28"/>
-          <w:lang w:val="en-US"/>
-        </w:rPr>
-        <w:t>:</w:t>
-      </w:r>
-    </w:p>
-    <w:p>
-      <w:pPr>
-        <w:spacing w:after="0" w:line="240" w:lineRule="auto"/>
-        <w:ind w:firstLine="993"/>
-        <w:jc w:val="both"/>
-        <w:rPr>
-          <w:rFonts w:ascii="Arial" w:hAnsi="Arial" w:cs="Arial"/>
-          <w:sz w:val="28"/>
-          <w:szCs w:val="28"/>
-          <w:lang w:val="en-US"/>
-        </w:rPr>
-      </w:pPr>
-      <w:r>
-        <w:rPr>
-          <w:rFonts w:ascii="Arial" w:hAnsi="Arial" w:cs="Arial"/>
-          <w:sz w:val="28"/>
-          <w:szCs w:val="28"/>
-          <w:lang w:val="en-US"/>
-        </w:rPr>
-        <w:t xml:space="preserve">a) Chairman of the Management Council on the position of </w:t>
-      </w:r>
-      <w:r>
-        <w:rPr>
-          <w:rFonts w:ascii="Arial" w:hAnsi="Arial" w:cs="Arial"/>
-          <w:sz w:val="28"/>
-          <w:szCs w:val="28"/>
-          <w:lang w:val="en-US"/>
-        </w:rPr>
-        <w:t>Chief Executive Officer (CEO)</w:t>
-      </w:r>
-      <w:r>
-        <w:rPr>
-          <w:rFonts w:ascii="Arial" w:hAnsi="Arial" w:cs="Arial"/>
-          <w:sz w:val="28"/>
-          <w:szCs w:val="28"/>
-          <w:lang w:val="en-US"/>
-        </w:rPr>
-        <w:t>;</w:t>
-      </w:r>
-    </w:p>
-    <w:p>
-      <w:pPr>
-        <w:spacing w:after="0" w:line="240" w:lineRule="auto"/>
-        <w:ind w:firstLine="993"/>
-        <w:jc w:val="both"/>
-        <w:rPr>
-          <w:rFonts w:ascii="Arial" w:hAnsi="Arial" w:cs="Arial"/>
-          <w:sz w:val="28"/>
-          <w:szCs w:val="28"/>
-          <w:lang w:val="en-US"/>
-        </w:rPr>
-      </w:pPr>
-      <w:r>
-        <w:rPr>
-          <w:rFonts w:ascii="Arial" w:hAnsi="Arial" w:cs="Arial"/>
-          <w:sz w:val="28"/>
-          <w:szCs w:val="28"/>
-          <w:lang w:val="en-US"/>
-        </w:rPr>
-        <w:t xml:space="preserve">b) Member of the Management Council </w:t>
-      </w:r>
-      <w:r>
-        <w:rPr>
-          <w:rFonts w:ascii="Arial" w:hAnsi="Arial" w:cs="Arial"/>
-          <w:sz w:val="28"/>
-          <w:szCs w:val="28"/>
-          <w:lang w:val="en-US"/>
-        </w:rPr>
-        <w:t xml:space="preserve">on the position of </w:t>
-      </w:r>
-      <w:r>
-        <w:rPr>
-          <w:rFonts w:ascii="Arial" w:hAnsi="Arial" w:cs="Arial"/>
-          <w:sz w:val="28"/>
-          <w:szCs w:val="28"/>
-          <w:lang w:val="en-US"/>
-        </w:rPr>
-        <w:t>Deputy CEO</w:t>
-      </w:r>
-      <w:r>
-        <w:rPr>
-          <w:rFonts w:ascii="Arial" w:hAnsi="Arial" w:cs="Arial"/>
-          <w:sz w:val="28"/>
-          <w:szCs w:val="28"/>
-          <w:lang w:val="en-US"/>
-        </w:rPr>
-        <w:t>;</w:t>
-      </w:r>
-    </w:p>
-    <w:p>
-      <w:pPr>
-        <w:spacing w:after="0" w:line="240" w:lineRule="auto"/>
-        <w:ind w:firstLine="993"/>
-        <w:jc w:val="both"/>
-        <w:rPr>
-          <w:rFonts w:ascii="Arial" w:hAnsi="Arial" w:cs="Arial"/>
-          <w:sz w:val="28"/>
-          <w:szCs w:val="28"/>
-          <w:lang w:val="en-US"/>
-        </w:rPr>
-      </w:pPr>
-      <w:r>
-        <w:rPr>
-          <w:rFonts w:ascii="Arial" w:hAnsi="Arial" w:cs="Arial"/>
-          <w:sz w:val="28"/>
-          <w:szCs w:val="28"/>
-          <w:lang w:val="en-US"/>
-        </w:rPr>
-        <w:t>c) Member of the Management Council on the position of Deputy CEO on administrative issues.</w:t>
+        <w:t>6.1. The Management Council consists of at least two members: the Chairman of the Management Council on the position of Chief Executive Officer (CEO) and members of the Management Council on the positions of Deputy CEO. A vacant position of Deputy CEO does not prevent the Management Council from operating, provided that it has at least two members.</w:t>
       </w:r>
     </w:p>
     <w:p>
@@ -5786,65 +5621,7 @@
           <w:szCs w:val="28"/>
           <w:lang w:val="en-US"/>
         </w:rPr>
-        <w:t xml:space="preserve">b) Council </w:t>
-      </w:r>
-      <w:r>
-        <w:rPr>
-          <w:rFonts w:ascii="Arial" w:hAnsi="Arial" w:cs="Arial"/>
-          <w:sz w:val="28"/>
-          <w:szCs w:val="28"/>
-          <w:lang w:val="en-US"/>
-        </w:rPr>
-        <w:t xml:space="preserve">on the position of </w:t>
-      </w:r>
-      <w:r>
-        <w:rPr>
-          <w:rFonts w:ascii="Arial" w:hAnsi="Arial" w:cs="Arial"/>
-          <w:sz w:val="28"/>
-          <w:szCs w:val="28"/>
-          <w:lang w:val="en-US"/>
-        </w:rPr>
-        <w:t>Deputy CEO</w:t>
-      </w:r>
-      <w:r>
-        <w:rPr>
-          <w:rFonts w:ascii="Arial" w:hAnsi="Arial" w:cs="Arial"/>
-          <w:sz w:val="28"/>
-          <w:szCs w:val="28"/>
-          <w:lang w:val="en-US"/>
-        </w:rPr>
-        <w:t>, for the period</w:t>
-      </w:r>
-      <w:r>
-        <w:rPr>
-          <w:rFonts w:ascii="Arial" w:hAnsi="Arial" w:cs="Arial"/>
-          <w:sz w:val="28"/>
-          <w:szCs w:val="28"/>
-          <w:lang w:val="en-US"/>
-        </w:rPr>
-        <w:t xml:space="preserve"> of “2” years from the date of appointment and written consent;</w:t>
-      </w:r>
-    </w:p>
-    <w:p>
-      <w:pPr>
-        <w:spacing w:after="0" w:line="240" w:lineRule="auto"/>
-        <w:ind w:firstLine="993"/>
-        <w:jc w:val="both"/>
-        <w:rPr>
-          <w:rFonts w:ascii="Arial" w:hAnsi="Arial" w:cs="Arial"/>
-          <w:sz w:val="28"/>
-          <w:szCs w:val="28"/>
-          <w:lang w:val="en-US"/>
-        </w:rPr>
-      </w:pPr>
-      <w:r>
-        <w:rPr>
-          <w:rFonts w:ascii="Arial" w:hAnsi="Arial" w:cs="Arial"/>
-          <w:sz w:val="28"/>
-          <w:szCs w:val="28"/>
-          <w:lang w:val="en-US"/>
-        </w:rPr>
-        <w:t>c) Council on the position of Deputy CEO on administrative issues, for the period of “2” years from the date of appointment and written consent.</w:t>
+        <w:t>b) Council members on the positions of Deputy CEO, for the period of “2” years from the date of appointment and written consent.</w:t>
       </w:r>
     </w:p>
     <w:p>
@@ -6527,70 +6304,16 @@
           <w:szCs w:val="28"/>
           <w:lang w:val="en-US"/>
         </w:rPr>
-        <w:t xml:space="preserve">or Chairman of the Management Council </w:t>
-      </w:r>
-      <w:r>
-        <w:rPr>
-          <w:rFonts w:ascii="Arial" w:hAnsi="Arial" w:cs="Arial"/>
-          <w:sz w:val="28"/>
-          <w:szCs w:val="28"/>
-          <w:lang w:val="en-US"/>
-        </w:rPr>
-        <w:t>provided that a replacement</w:t>
-      </w:r>
-      <w:r>
-        <w:rPr>
-          <w:rFonts w:ascii="Arial" w:hAnsi="Arial" w:cs="Arial"/>
-          <w:sz w:val="28"/>
-          <w:szCs w:val="28"/>
-          <w:lang w:val="en-US"/>
-        </w:rPr>
-        <w:t xml:space="preserve"> of</w:t>
-      </w:r>
-      <w:r>
-        <w:rPr>
-          <w:rFonts w:ascii="Arial" w:hAnsi="Arial" w:cs="Arial"/>
-          <w:sz w:val="28"/>
-          <w:szCs w:val="28"/>
-          <w:lang w:val="en-US"/>
-        </w:rPr>
-        <w:t xml:space="preserve"> </w:t>
-      </w:r>
-      <w:r>
-        <w:rPr>
-          <w:rFonts w:ascii="Arial" w:hAnsi="Arial" w:cs="Arial"/>
-          <w:sz w:val="28"/>
-          <w:szCs w:val="28"/>
-          <w:lang w:val="en-US"/>
-        </w:rPr>
-        <w:t>the Council</w:t>
-      </w:r>
-      <w:r>
-        <w:rPr>
-          <w:rFonts w:ascii="Arial" w:hAnsi="Arial" w:cs="Arial"/>
-          <w:sz w:val="28"/>
-          <w:szCs w:val="28"/>
-          <w:lang w:val="en-US"/>
-        </w:rPr>
-        <w:t xml:space="preserve"> will be appointed to take his/her/its place at </w:t>
-      </w:r>
-      <w:r>
-        <w:rPr>
-          <w:rFonts w:ascii="Arial" w:hAnsi="Arial" w:cs="Arial"/>
-          <w:sz w:val="28"/>
-          <w:szCs w:val="28"/>
-          <w:lang w:val="en-US"/>
-        </w:rPr>
-        <w:t>Management</w:t>
-      </w:r>
-      <w:r>
-        <w:rPr>
-          <w:rFonts w:ascii="Arial" w:hAnsi="Arial" w:cs="Arial"/>
-          <w:sz w:val="28"/>
-          <w:szCs w:val="28"/>
-          <w:lang w:val="en-US"/>
-        </w:rPr>
-        <w:t xml:space="preserve"> Council as and from the date of such resignation;</w:t>
+        <w:t>or Chairman of the Management Council</w:t>
+      </w:r>
+      <w:r>
+        <w:rPr>
+          <w:rFonts w:ascii="Arial" w:hAnsi="Arial" w:cs="Arial"/>
+          <w:sz w:val="28"/>
+          <w:szCs w:val="28"/>
+          <w:lang w:val="en-US"/>
+        </w:rPr>
+        <w:t>;</w:t>
       </w:r>
     </w:p>
     <w:p>
@@ -6706,142 +6429,29 @@
           <w:lang w:val="en-US"/>
         </w:rPr>
         <w:lastRenderedPageBreak/>
-        <w:t>7</w:t>
-      </w:r>
-      <w:r>
-        <w:rPr>
-          <w:rFonts w:ascii="Arial" w:hAnsi="Arial" w:cs="Arial"/>
-          <w:sz w:val="28"/>
-          <w:szCs w:val="28"/>
-          <w:lang w:val="en-US"/>
-        </w:rPr>
-        <w:t>.</w:t>
-      </w:r>
-      <w:r>
-        <w:rPr>
-          <w:rFonts w:ascii="Arial" w:hAnsi="Arial" w:cs="Arial"/>
-          <w:sz w:val="28"/>
-          <w:szCs w:val="28"/>
-          <w:lang w:val="en-US"/>
-        </w:rPr>
-        <w:t>7.</w:t>
-      </w:r>
-      <w:r>
-        <w:rPr>
-          <w:rFonts w:ascii="Arial" w:hAnsi="Arial" w:cs="Arial"/>
-          <w:sz w:val="28"/>
-          <w:szCs w:val="28"/>
-          <w:lang w:val="en-US"/>
-        </w:rPr>
-        <w:t xml:space="preserve"> Member of the </w:t>
-      </w:r>
-      <w:r>
-        <w:rPr>
-          <w:rFonts w:ascii="Arial" w:hAnsi="Arial" w:cs="Arial"/>
-          <w:sz w:val="28"/>
-          <w:szCs w:val="28"/>
-          <w:lang w:val="en-US"/>
-        </w:rPr>
-        <w:t>Management</w:t>
-      </w:r>
-      <w:r>
-        <w:rPr>
-          <w:rFonts w:ascii="Arial" w:hAnsi="Arial" w:cs="Arial"/>
-          <w:sz w:val="28"/>
-          <w:szCs w:val="28"/>
-          <w:lang w:val="en-US"/>
-        </w:rPr>
-        <w:t xml:space="preserve"> Council may</w:t>
-      </w:r>
-      <w:r>
-        <w:rPr>
-          <w:rFonts w:ascii="Arial" w:hAnsi="Arial" w:cs="Arial"/>
-          <w:sz w:val="28"/>
-          <w:szCs w:val="28"/>
-          <w:lang w:val="en-US"/>
-        </w:rPr>
-        <w:t>,</w:t>
-      </w:r>
-      <w:r>
-        <w:rPr>
-          <w:rFonts w:ascii="Arial" w:hAnsi="Arial" w:cs="Arial"/>
-          <w:sz w:val="28"/>
-          <w:szCs w:val="28"/>
-          <w:lang w:val="en-US"/>
-        </w:rPr>
-        <w:t xml:space="preserve"> </w:t>
-      </w:r>
-      <w:r>
-        <w:rPr>
-          <w:rFonts w:ascii="Arial" w:hAnsi="Arial" w:cs="Arial"/>
-          <w:sz w:val="28"/>
-          <w:szCs w:val="28"/>
-          <w:lang w:val="en-US"/>
-        </w:rPr>
-        <w:t xml:space="preserve">except for Council under section </w:t>
-      </w:r>
-      <w:r>
-        <w:rPr>
-          <w:rFonts w:ascii="Arial" w:hAnsi="Arial" w:cs="Arial"/>
-          <w:sz w:val="28"/>
-          <w:szCs w:val="28"/>
-          <w:lang w:val="en-US"/>
-        </w:rPr>
-        <w:t>7</w:t>
-      </w:r>
-      <w:r>
-        <w:rPr>
-          <w:rFonts w:ascii="Arial" w:hAnsi="Arial" w:cs="Arial"/>
-          <w:sz w:val="28"/>
-          <w:szCs w:val="28"/>
-          <w:lang w:val="en-US"/>
-        </w:rPr>
-        <w:t>.</w:t>
-      </w:r>
-      <w:r>
-        <w:rPr>
-          <w:rFonts w:ascii="Arial" w:hAnsi="Arial" w:cs="Arial"/>
-          <w:sz w:val="28"/>
-          <w:szCs w:val="28"/>
-          <w:lang w:val="en-US"/>
-        </w:rPr>
-        <w:t>2</w:t>
-      </w:r>
-      <w:r>
-        <w:rPr>
-          <w:rFonts w:ascii="Arial" w:hAnsi="Arial" w:cs="Arial"/>
-          <w:sz w:val="28"/>
-          <w:szCs w:val="28"/>
-          <w:lang w:val="en-US"/>
-        </w:rPr>
-        <w:t xml:space="preserve">., be </w:t>
-      </w:r>
-      <w:r>
-        <w:rPr>
-          <w:rFonts w:ascii="Arial" w:hAnsi="Arial" w:cs="Arial"/>
-          <w:sz w:val="28"/>
-          <w:szCs w:val="28"/>
-          <w:lang w:val="en-US"/>
-        </w:rPr>
-        <w:t xml:space="preserve">automatically re-appointed for a new period with written approval of the </w:t>
-      </w:r>
-      <w:r>
-        <w:rPr>
-          <w:rFonts w:ascii="Arial" w:hAnsi="Arial" w:cs="Arial"/>
-          <w:sz w:val="28"/>
-          <w:szCs w:val="28"/>
-          <w:lang w:val="en-US"/>
-        </w:rPr>
-        <w:t>Supreme Guardian</w:t>
-      </w:r>
-      <w:r>
-        <w:rPr>
-          <w:rFonts w:ascii="Arial" w:hAnsi="Arial" w:cs="Arial"/>
-          <w:sz w:val="28"/>
-          <w:szCs w:val="28"/>
-          <w:lang w:val="en-US"/>
-        </w:rPr>
-        <w:t>.</w:t>
+        <w:t>7.7. Member of the Management Council may, except for Council under section 7.2., be automatically re-appointed for a new period with written approval of the Supreme Guardian.</w:t>
+      </w:r>
+    </w:p>
+    <w:p>
+      <w:pPr>
+        <w:spacing w:after="0" w:line="240" w:lineRule="auto"/>
+        <w:ind w:firstLine="709"/>
+        <w:jc w:val="both"/>
+        <w:rPr>
+          <w:rFonts w:ascii="Arial" w:hAnsi="Arial" w:cs="Arial"/>
+          <w:sz w:val="28"/>
+          <w:szCs w:val="28"/>
+          <w:lang w:val="kk-KZ"/>
+        </w:rPr>
+      </w:pPr>
+      <w:r>
+        <w:rPr>
+          <w:rFonts w:ascii="Arial" w:hAnsi="Arial" w:cs="Arial"/>
+          <w:sz w:val="28"/>
+          <w:szCs w:val="28"/>
+          <w:lang w:val="en-US"/>
+        </w:rPr>
+        <w:t>7.8. If the number of members of the Management Council falls below two, the Chairman of the Management Council (or, in his/her absence, the remaining member of the Council) within 30 (thirty) days submits to the Supreme Guardian a proposal on the appointment of a new member of the Management Council.</w:t>
       </w:r>
     </w:p>
     <w:p>
@@ -8072,7 +7682,25 @@
           <w:szCs w:val="28"/>
           <w:lang w:val="en-US"/>
         </w:rPr>
-        <w:t>Members of the Management Council must receive such salaries and remuneration with the approval of the Supreme Guardian pursuant to section 3.5.(g), except for section 7.2., in writing by determining resolution. Remuneration of the Guardian Council members is determined in accordance with paragraphs 3.7 and 3.8. Members of the Guardian Council and the Management Council must receive payment of all expenses incurred in association with the carrying out of their duties.</w:t>
+        <w:t xml:space="preserve">Members of the Management Council must receive such salaries and remuneration with the approval of the Supreme Guardian pursuant to section 3.5.(g), except for section 7.2., </w:t>
+      </w:r>
+      <w:r>
+        <w:rPr>
+          <w:rFonts w:ascii="Arial" w:hAnsi="Arial" w:cs="Arial"/>
+          <w:sz w:val="28"/>
+          <w:szCs w:val="28"/>
+          <w:lang w:val="en-US"/>
+        </w:rPr>
+        <w:t>in writing by determining resolution. Bonuses of the Deputy CEOs who are members of the Management Council are awarded by order of the Chairman of the Management Council within the terms of bonuses approved by the Supreme Guardian and the approved budget of the Foundation; bonuses of the Chairman of the Management Council are awarded by the Supreme Guardian. Remuneration of the Guardian Council members</w:t>
+      </w:r>
+      <w:r>
+        <w:rPr>
+          <w:rFonts w:ascii="Arial" w:hAnsi="Arial" w:cs="Arial"/>
+          <w:sz w:val="28"/>
+          <w:szCs w:val="28"/>
+          <w:lang w:val="en-US"/>
+        </w:rPr>
+        <w:t xml:space="preserve"> is determined in accordance with paragraphs 3.7 and 3.8. Members of the Guardian Council and the Management Council must receive payment of all expenses incurred in association with the carrying out of their duties.</w:t>
       </w:r>
     </w:p>
     <w:p>
@@ -9587,7 +9215,16 @@
           <w:szCs w:val="28"/>
           <w:lang w:val="en-US"/>
         </w:rPr>
-        <w:t>b) subject to the approval of the Supreme Guardian, determine whether or not the net income from the Funds of the Foundation is distributed each year to achieve Foundation’s objects and functions, including bonuses for Management Council members.</w:t>
+        <w:t>b) subject to the approval of the Supreme Guardian, determine whether or not the net income from the Funds of the Foundation is distributed each year to achieve Foundation’s objects and functions</w:t>
+      </w:r>
+      <w:r>
+        <w:rPr>
+          <w:rFonts w:ascii="Arial" w:hAnsi="Arial" w:cs="Arial"/>
+          <w:sz w:val="28"/>
+          <w:szCs w:val="28"/>
+          <w:lang w:val="en-US"/>
+        </w:rPr>
+        <w:t>.</w:t>
       </w:r>
     </w:p>
     <w:p>
